--- a/docs/contratos/Contrato_AppChurch_Paz_Church_Sobral.docx
+++ b/docs/contratos/Contrato_AppChurch_Paz_Church_Sobral.docx
@@ -4,7 +4,7 @@
   <w:body>
     <w:p>
       <w:pPr>
-        <w:spacing w:after="60"/>
+        <w:spacing w:after="240"/>
         <w:jc w:val="center"/>
       </w:pPr>
       <w:r>
@@ -13,39 +13,136 @@
           <w:b/>
           <w:bCs/>
           <w:color w:val="041E3A"/>
-          <w:sz w:val="30"/>
-          <w:szCs w:val="30"/>
-        </w:rPr>
-        <w:t xml:space="preserve">CONTRATO DE LICENÇA DE USO DE SOFTWARE</w:t>
+          <w:sz w:val="28"/>
+          <w:szCs w:val="28"/>
+        </w:rPr>
+        <w:t xml:space="preserve">CONTRATO DE LICENÇA DE USO – PLATAFORMA APPCHURCH</w:t>
       </w:r>
     </w:p>
     <w:p>
       <w:pPr>
-        <w:spacing w:after="320"/>
-        <w:jc w:val="center"/>
+        <w:spacing w:after="80" w:line="276"/>
+        <w:jc w:val="both"/>
       </w:pPr>
       <w:r>
         <w:rPr>
           <w:rFonts w:ascii="Calibri" w:cs="Calibri" w:eastAsia="Calibri" w:hAnsi="Calibri"/>
           <w:b/>
           <w:bCs/>
-          <w:color w:val="041E3A"/>
-          <w:sz w:val="24"/>
-          <w:szCs w:val="24"/>
-        </w:rPr>
-        <w:t xml:space="preserve">E PRESTAÇÃO DE SERVIÇOS – PLATAFORMA APPCHURCH</w:t>
+        </w:rPr>
+        <w:t xml:space="preserve">CONTRATADA: </w:t>
+      </w:r>
+      <w:r>
+        <w:rPr>
+          <w:rFonts w:ascii="Calibri" w:cs="Calibri" w:eastAsia="Calibri" w:hAnsi="Calibri"/>
+          <w:highlight w:val="yellow"/>
+          <w:highlightCs w:val="yellow"/>
+        </w:rPr>
+        <w:t xml:space="preserve">[Nome completo]</w:t>
+      </w:r>
+      <w:r>
+        <w:rPr>
+          <w:rFonts w:ascii="Calibri" w:cs="Calibri" w:eastAsia="Calibri" w:hAnsi="Calibri"/>
+        </w:rPr>
+        <w:t xml:space="preserve">, inscrito(a) no CPF sob o nº </w:t>
+      </w:r>
+      <w:r>
+        <w:rPr>
+          <w:rFonts w:ascii="Calibri" w:cs="Calibri" w:eastAsia="Calibri" w:hAnsi="Calibri"/>
+          <w:highlight w:val="yellow"/>
+          <w:highlightCs w:val="yellow"/>
+        </w:rPr>
+        <w:t xml:space="preserve">[000.000.000-00]</w:t>
+      </w:r>
+      <w:r>
+        <w:rPr>
+          <w:rFonts w:ascii="Calibri" w:cs="Calibri" w:eastAsia="Calibri" w:hAnsi="Calibri"/>
+        </w:rPr>
+        <w:t xml:space="preserve">, residente em </w:t>
+      </w:r>
+      <w:r>
+        <w:rPr>
+          <w:rFonts w:ascii="Calibri" w:cs="Calibri" w:eastAsia="Calibri" w:hAnsi="Calibri"/>
+          <w:highlight w:val="yellow"/>
+          <w:highlightCs w:val="yellow"/>
+        </w:rPr>
+        <w:t xml:space="preserve">[endereço, cidade/UF]</w:t>
+      </w:r>
+      <w:r>
+        <w:rPr>
+          <w:rFonts w:ascii="Calibri" w:cs="Calibri" w:eastAsia="Calibri" w:hAnsi="Calibri"/>
+        </w:rPr>
+        <w:t xml:space="preserve">, e-mail </w:t>
+      </w:r>
+      <w:r>
+        <w:rPr>
+          <w:rFonts w:ascii="Calibri" w:cs="Calibri" w:eastAsia="Calibri" w:hAnsi="Calibri"/>
+          <w:highlight w:val="yellow"/>
+          <w:highlightCs w:val="yellow"/>
+        </w:rPr>
+        <w:t xml:space="preserve">[e-mail]</w:t>
+      </w:r>
+      <w:r>
+        <w:rPr>
+          <w:rFonts w:ascii="Calibri" w:cs="Calibri" w:eastAsia="Calibri" w:hAnsi="Calibri"/>
+        </w:rPr>
+        <w:t xml:space="preserve">, telefone </w:t>
+      </w:r>
+      <w:r>
+        <w:rPr>
+          <w:rFonts w:ascii="Calibri" w:cs="Calibri" w:eastAsia="Calibri" w:hAnsi="Calibri"/>
+          <w:highlight w:val="yellow"/>
+          <w:highlightCs w:val="yellow"/>
+        </w:rPr>
+        <w:t xml:space="preserve">[(00) 00000-0000]</w:t>
+      </w:r>
+      <w:r>
+        <w:rPr>
+          <w:rFonts w:ascii="Calibri" w:cs="Calibri" w:eastAsia="Calibri" w:hAnsi="Calibri"/>
+        </w:rPr>
+        <w:t xml:space="preserve">, responsável pela plataforma AppChurch, doravante denominado(a) </w:t>
+      </w:r>
+      <w:r>
+        <w:rPr>
+          <w:rFonts w:ascii="Calibri" w:cs="Calibri" w:eastAsia="Calibri" w:hAnsi="Calibri"/>
+          <w:b/>
+          <w:bCs/>
+        </w:rPr>
+        <w:t xml:space="preserve">APPCHURCH</w:t>
+      </w:r>
+      <w:r>
+        <w:rPr>
+          <w:rFonts w:ascii="Calibri" w:cs="Calibri" w:eastAsia="Calibri" w:hAnsi="Calibri"/>
+        </w:rPr>
+        <w:t xml:space="preserve">.</w:t>
       </w:r>
     </w:p>
     <w:p>
       <w:pPr>
-        <w:spacing w:after="120" w:line="300"/>
-        <w:jc w:val="right"/>
-      </w:pPr>
-      <w:r>
-        <w:rPr>
-          <w:rFonts w:ascii="Calibri" w:cs="Calibri" w:eastAsia="Calibri" w:hAnsi="Calibri"/>
-        </w:rPr>
-        <w:t xml:space="preserve">Contrato nº </w:t>
+        <w:spacing w:after="80" w:line="276"/>
+        <w:jc w:val="both"/>
+      </w:pPr>
+      <w:r>
+        <w:rPr>
+          <w:rFonts w:ascii="Calibri" w:cs="Calibri" w:eastAsia="Calibri" w:hAnsi="Calibri"/>
+          <w:b/>
+          <w:bCs/>
+        </w:rPr>
+        <w:t xml:space="preserve">CONTRATANTE: </w:t>
+      </w:r>
+      <w:r>
+        <w:rPr>
+          <w:rFonts w:ascii="Calibri" w:cs="Calibri" w:eastAsia="Calibri" w:hAnsi="Calibri"/>
+          <w:b/>
+          <w:bCs/>
+        </w:rPr>
+        <w:t xml:space="preserve">Paz Church Sobral</w:t>
+      </w:r>
+      <w:r>
+        <w:rPr>
+          <w:rFonts w:ascii="Calibri" w:cs="Calibri" w:eastAsia="Calibri" w:hAnsi="Calibri"/>
+        </w:rPr>
+        <w:t xml:space="preserve">, inscrita no CNPJ sob o nº </w:t>
       </w:r>
       <w:r>
         <w:rPr>
@@ -53,307 +150,81 @@
           <w:highlight w:val="yellow"/>
           <w:highlightCs w:val="yellow"/>
         </w:rPr>
-        <w:t xml:space="preserve">[000/2026]</w:t>
+        <w:t xml:space="preserve">[00.000.000/0000-00]</w:t>
+      </w:r>
+      <w:r>
+        <w:rPr>
+          <w:rFonts w:ascii="Calibri" w:cs="Calibri" w:eastAsia="Calibri" w:hAnsi="Calibri"/>
+        </w:rPr>
+        <w:t xml:space="preserve">, com sede em </w:t>
+      </w:r>
+      <w:r>
+        <w:rPr>
+          <w:rFonts w:ascii="Calibri" w:cs="Calibri" w:eastAsia="Calibri" w:hAnsi="Calibri"/>
+          <w:highlight w:val="yellow"/>
+          <w:highlightCs w:val="yellow"/>
+        </w:rPr>
+        <w:t xml:space="preserve">[endereço, cidade/UF]</w:t>
+      </w:r>
+      <w:r>
+        <w:rPr>
+          <w:rFonts w:ascii="Calibri" w:cs="Calibri" w:eastAsia="Calibri" w:hAnsi="Calibri"/>
+        </w:rPr>
+        <w:t xml:space="preserve">, representada por </w:t>
+      </w:r>
+      <w:r>
+        <w:rPr>
+          <w:rFonts w:ascii="Calibri" w:cs="Calibri" w:eastAsia="Calibri" w:hAnsi="Calibri"/>
+          <w:highlight w:val="yellow"/>
+          <w:highlightCs w:val="yellow"/>
+        </w:rPr>
+        <w:t xml:space="preserve">[nome do representante]</w:t>
+      </w:r>
+      <w:r>
+        <w:rPr>
+          <w:rFonts w:ascii="Calibri" w:cs="Calibri" w:eastAsia="Calibri" w:hAnsi="Calibri"/>
+        </w:rPr>
+        <w:t xml:space="preserve">, CPF nº </w:t>
+      </w:r>
+      <w:r>
+        <w:rPr>
+          <w:rFonts w:ascii="Calibri" w:cs="Calibri" w:eastAsia="Calibri" w:hAnsi="Calibri"/>
+          <w:highlight w:val="yellow"/>
+          <w:highlightCs w:val="yellow"/>
+        </w:rPr>
+        <w:t xml:space="preserve">[000.000.000-00]</w:t>
+      </w:r>
+      <w:r>
+        <w:rPr>
+          <w:rFonts w:ascii="Calibri" w:cs="Calibri" w:eastAsia="Calibri" w:hAnsi="Calibri"/>
+        </w:rPr>
+        <w:t xml:space="preserve">, doravante denominada </w:t>
+      </w:r>
+      <w:r>
+        <w:rPr>
+          <w:rFonts w:ascii="Calibri" w:cs="Calibri" w:eastAsia="Calibri" w:hAnsi="Calibri"/>
+          <w:b/>
+          <w:bCs/>
+        </w:rPr>
+        <w:t xml:space="preserve">IGREJA</w:t>
+      </w:r>
+      <w:r>
+        <w:rPr>
+          <w:rFonts w:ascii="Calibri" w:cs="Calibri" w:eastAsia="Calibri" w:hAnsi="Calibri"/>
+        </w:rPr>
+        <w:t xml:space="preserve">.</w:t>
       </w:r>
     </w:p>
     <w:p>
       <w:pPr>
-        <w:spacing w:after="120" w:line="300"/>
+        <w:spacing w:after="80" w:line="276"/>
         <w:jc w:val="both"/>
       </w:pPr>
       <w:r>
         <w:rPr>
           <w:rFonts w:ascii="Calibri" w:cs="Calibri" w:eastAsia="Calibri" w:hAnsi="Calibri"/>
         </w:rPr>
-        <w:t xml:space="preserve">Pelo presente instrumento particular, as partes abaixo qualificadas:</w:t>
-      </w:r>
-    </w:p>
-    <w:p>
-      <w:pPr>
-        <w:spacing w:after="120" w:line="300"/>
-        <w:jc w:val="both"/>
-      </w:pPr>
-      <w:r>
-        <w:rPr>
-          <w:rFonts w:ascii="Calibri" w:cs="Calibri" w:eastAsia="Calibri" w:hAnsi="Calibri"/>
-          <w:b/>
-          <w:bCs/>
-        </w:rPr>
-        <w:t xml:space="preserve">CONTRATADA: </w:t>
-      </w:r>
-      <w:r>
-        <w:rPr>
-          <w:rFonts w:ascii="Calibri" w:cs="Calibri" w:eastAsia="Calibri" w:hAnsi="Calibri"/>
-          <w:highlight w:val="yellow"/>
-          <w:highlightCs w:val="yellow"/>
-        </w:rPr>
-        <w:t xml:space="preserve">[Razão social da AppChurch]</w:t>
-      </w:r>
-      <w:r>
-        <w:rPr>
-          <w:rFonts w:ascii="Calibri" w:cs="Calibri" w:eastAsia="Calibri" w:hAnsi="Calibri"/>
-        </w:rPr>
-        <w:t xml:space="preserve">, pessoa jurídica de direito privado, inscrita no CNPJ sob o nº </w:t>
-      </w:r>
-      <w:r>
-        <w:rPr>
-          <w:rFonts w:ascii="Calibri" w:cs="Calibri" w:eastAsia="Calibri" w:hAnsi="Calibri"/>
-          <w:highlight w:val="yellow"/>
-          <w:highlightCs w:val="yellow"/>
-        </w:rPr>
-        <w:t xml:space="preserve">[00.000.000/0000-00]</w:t>
-      </w:r>
-      <w:r>
-        <w:rPr>
-          <w:rFonts w:ascii="Calibri" w:cs="Calibri" w:eastAsia="Calibri" w:hAnsi="Calibri"/>
-        </w:rPr>
-        <w:t xml:space="preserve">, com sede em </w:t>
-      </w:r>
-      <w:r>
-        <w:rPr>
-          <w:rFonts w:ascii="Calibri" w:cs="Calibri" w:eastAsia="Calibri" w:hAnsi="Calibri"/>
-          <w:highlight w:val="yellow"/>
-          <w:highlightCs w:val="yellow"/>
-        </w:rPr>
-        <w:t xml:space="preserve">[endereço completo, cidade/UF, CEP]</w:t>
-      </w:r>
-      <w:r>
-        <w:rPr>
-          <w:rFonts w:ascii="Calibri" w:cs="Calibri" w:eastAsia="Calibri" w:hAnsi="Calibri"/>
-        </w:rPr>
-        <w:t xml:space="preserve">, neste ato representada por </w:t>
-      </w:r>
-      <w:r>
-        <w:rPr>
-          <w:rFonts w:ascii="Calibri" w:cs="Calibri" w:eastAsia="Calibri" w:hAnsi="Calibri"/>
-          <w:highlight w:val="yellow"/>
-          <w:highlightCs w:val="yellow"/>
-        </w:rPr>
-        <w:t xml:space="preserve">[nome do representante legal]</w:t>
-      </w:r>
-      <w:r>
-        <w:rPr>
-          <w:rFonts w:ascii="Calibri" w:cs="Calibri" w:eastAsia="Calibri" w:hAnsi="Calibri"/>
-        </w:rPr>
-        <w:t xml:space="preserve">, inscrito(a) no CPF sob o nº </w:t>
-      </w:r>
-      <w:r>
-        <w:rPr>
-          <w:rFonts w:ascii="Calibri" w:cs="Calibri" w:eastAsia="Calibri" w:hAnsi="Calibri"/>
-          <w:highlight w:val="yellow"/>
-          <w:highlightCs w:val="yellow"/>
-        </w:rPr>
-        <w:t xml:space="preserve">[000.000.000-00]</w:t>
-      </w:r>
-      <w:r>
-        <w:rPr>
-          <w:rFonts w:ascii="Calibri" w:cs="Calibri" w:eastAsia="Calibri" w:hAnsi="Calibri"/>
-        </w:rPr>
-        <w:t xml:space="preserve">, e-mail </w:t>
-      </w:r>
-      <w:r>
-        <w:rPr>
-          <w:rFonts w:ascii="Calibri" w:cs="Calibri" w:eastAsia="Calibri" w:hAnsi="Calibri"/>
-          <w:highlight w:val="yellow"/>
-          <w:highlightCs w:val="yellow"/>
-        </w:rPr>
-        <w:t xml:space="preserve">[e-mail]</w:t>
-      </w:r>
-      <w:r>
-        <w:rPr>
-          <w:rFonts w:ascii="Calibri" w:cs="Calibri" w:eastAsia="Calibri" w:hAnsi="Calibri"/>
-        </w:rPr>
-        <w:t xml:space="preserve">, telefone </w:t>
-      </w:r>
-      <w:r>
-        <w:rPr>
-          <w:rFonts w:ascii="Calibri" w:cs="Calibri" w:eastAsia="Calibri" w:hAnsi="Calibri"/>
-          <w:highlight w:val="yellow"/>
-          <w:highlightCs w:val="yellow"/>
-        </w:rPr>
-        <w:t xml:space="preserve">[(00) 00000-0000]</w:t>
-      </w:r>
-      <w:r>
-        <w:rPr>
-          <w:rFonts w:ascii="Calibri" w:cs="Calibri" w:eastAsia="Calibri" w:hAnsi="Calibri"/>
-        </w:rPr>
-        <w:t xml:space="preserve">.</w:t>
-      </w:r>
-    </w:p>
-    <w:p>
-      <w:pPr>
-        <w:spacing w:after="120" w:line="300"/>
-        <w:jc w:val="both"/>
-      </w:pPr>
-      <w:r>
-        <w:rPr>
-          <w:rFonts w:ascii="Calibri" w:cs="Calibri" w:eastAsia="Calibri" w:hAnsi="Calibri"/>
-        </w:rPr>
-        <w:t xml:space="preserve">doravante denominada simplesmente </w:t>
-      </w:r>
-      <w:r>
-        <w:rPr>
-          <w:rFonts w:ascii="Calibri" w:cs="Calibri" w:eastAsia="Calibri" w:hAnsi="Calibri"/>
-          <w:b/>
-          <w:bCs/>
-        </w:rPr>
-        <w:t xml:space="preserve">APPCHURCH</w:t>
-      </w:r>
-      <w:r>
-        <w:rPr>
-          <w:rFonts w:ascii="Calibri" w:cs="Calibri" w:eastAsia="Calibri" w:hAnsi="Calibri"/>
-        </w:rPr>
-        <w:t xml:space="preserve">;</w:t>
-      </w:r>
-    </w:p>
-    <w:p>
-      <w:pPr>
-        <w:spacing w:after="120" w:line="300"/>
-        <w:jc w:val="both"/>
-      </w:pPr>
-      <w:r>
-        <w:rPr>
-          <w:rFonts w:ascii="Calibri" w:cs="Calibri" w:eastAsia="Calibri" w:hAnsi="Calibri"/>
-          <w:b/>
-          <w:bCs/>
-        </w:rPr>
-        <w:t xml:space="preserve">CONTRATANTE: </w:t>
-      </w:r>
-      <w:r>
-        <w:rPr>
-          <w:rFonts w:ascii="Calibri" w:cs="Calibri" w:eastAsia="Calibri" w:hAnsi="Calibri"/>
-          <w:b/>
-          <w:bCs/>
-        </w:rPr>
-        <w:t xml:space="preserve">Paz Church Sobral</w:t>
-      </w:r>
-      <w:r>
-        <w:rPr>
-          <w:rFonts w:ascii="Calibri" w:cs="Calibri" w:eastAsia="Calibri" w:hAnsi="Calibri"/>
-        </w:rPr>
-        <w:t xml:space="preserve">, pessoa jurídica de direito privado, inscrita no CNPJ sob o nº </w:t>
-      </w:r>
-      <w:r>
-        <w:rPr>
-          <w:rFonts w:ascii="Calibri" w:cs="Calibri" w:eastAsia="Calibri" w:hAnsi="Calibri"/>
-          <w:highlight w:val="yellow"/>
-          <w:highlightCs w:val="yellow"/>
-        </w:rPr>
-        <w:t xml:space="preserve">[00.000.000/0000-00]</w:t>
-      </w:r>
-      <w:r>
-        <w:rPr>
-          <w:rFonts w:ascii="Calibri" w:cs="Calibri" w:eastAsia="Calibri" w:hAnsi="Calibri"/>
-        </w:rPr>
-        <w:t xml:space="preserve">, com sede em </w:t>
-      </w:r>
-      <w:r>
-        <w:rPr>
-          <w:rFonts w:ascii="Calibri" w:cs="Calibri" w:eastAsia="Calibri" w:hAnsi="Calibri"/>
-          <w:highlight w:val="yellow"/>
-          <w:highlightCs w:val="yellow"/>
-        </w:rPr>
-        <w:t xml:space="preserve">[endereço completo, cidade/UF, CEP]</w:t>
-      </w:r>
-      <w:r>
-        <w:rPr>
-          <w:rFonts w:ascii="Calibri" w:cs="Calibri" w:eastAsia="Calibri" w:hAnsi="Calibri"/>
-        </w:rPr>
-        <w:t xml:space="preserve">, neste ato representada por </w:t>
-      </w:r>
-      <w:r>
-        <w:rPr>
-          <w:rFonts w:ascii="Calibri" w:cs="Calibri" w:eastAsia="Calibri" w:hAnsi="Calibri"/>
-          <w:highlight w:val="yellow"/>
-          <w:highlightCs w:val="yellow"/>
-        </w:rPr>
-        <w:t xml:space="preserve">[nome do representante legal]</w:t>
-      </w:r>
-      <w:r>
-        <w:rPr>
-          <w:rFonts w:ascii="Calibri" w:cs="Calibri" w:eastAsia="Calibri" w:hAnsi="Calibri"/>
-        </w:rPr>
-        <w:t xml:space="preserve">, inscrito(a) no CPF sob o nº </w:t>
-      </w:r>
-      <w:r>
-        <w:rPr>
-          <w:rFonts w:ascii="Calibri" w:cs="Calibri" w:eastAsia="Calibri" w:hAnsi="Calibri"/>
-          <w:highlight w:val="yellow"/>
-          <w:highlightCs w:val="yellow"/>
-        </w:rPr>
-        <w:t xml:space="preserve">[000.000.000-00]</w:t>
-      </w:r>
-      <w:r>
-        <w:rPr>
-          <w:rFonts w:ascii="Calibri" w:cs="Calibri" w:eastAsia="Calibri" w:hAnsi="Calibri"/>
-        </w:rPr>
-        <w:t xml:space="preserve">, e-mail </w:t>
-      </w:r>
-      <w:r>
-        <w:rPr>
-          <w:rFonts w:ascii="Calibri" w:cs="Calibri" w:eastAsia="Calibri" w:hAnsi="Calibri"/>
-          <w:highlight w:val="yellow"/>
-          <w:highlightCs w:val="yellow"/>
-        </w:rPr>
-        <w:t xml:space="preserve">[e-mail]</w:t>
-      </w:r>
-      <w:r>
-        <w:rPr>
-          <w:rFonts w:ascii="Calibri" w:cs="Calibri" w:eastAsia="Calibri" w:hAnsi="Calibri"/>
-        </w:rPr>
-        <w:t xml:space="preserve">, telefone </w:t>
-      </w:r>
-      <w:r>
-        <w:rPr>
-          <w:rFonts w:ascii="Calibri" w:cs="Calibri" w:eastAsia="Calibri" w:hAnsi="Calibri"/>
-          <w:highlight w:val="yellow"/>
-          <w:highlightCs w:val="yellow"/>
-        </w:rPr>
-        <w:t xml:space="preserve">[(00) 00000-0000]</w:t>
-      </w:r>
-      <w:r>
-        <w:rPr>
-          <w:rFonts w:ascii="Calibri" w:cs="Calibri" w:eastAsia="Calibri" w:hAnsi="Calibri"/>
-        </w:rPr>
-        <w:t xml:space="preserve">.</w:t>
-      </w:r>
-    </w:p>
-    <w:p>
-      <w:pPr>
-        <w:spacing w:after="120" w:line="300"/>
-        <w:jc w:val="both"/>
-      </w:pPr>
-      <w:r>
-        <w:rPr>
-          <w:rFonts w:ascii="Calibri" w:cs="Calibri" w:eastAsia="Calibri" w:hAnsi="Calibri"/>
-        </w:rPr>
-        <w:t xml:space="preserve">doravante denominada simplesmente </w:t>
-      </w:r>
-      <w:r>
-        <w:rPr>
-          <w:rFonts w:ascii="Calibri" w:cs="Calibri" w:eastAsia="Calibri" w:hAnsi="Calibri"/>
-          <w:b/>
-          <w:bCs/>
-        </w:rPr>
-        <w:t xml:space="preserve">IGREJA</w:t>
-      </w:r>
-      <w:r>
-        <w:rPr>
-          <w:rFonts w:ascii="Calibri" w:cs="Calibri" w:eastAsia="Calibri" w:hAnsi="Calibri"/>
-        </w:rPr>
-        <w:t xml:space="preserve">;</w:t>
-      </w:r>
-    </w:p>
-    <w:p>
-      <w:pPr>
-        <w:spacing w:after="120" w:line="300"/>
-        <w:jc w:val="both"/>
-      </w:pPr>
-      <w:r>
-        <w:rPr>
-          <w:rFonts w:ascii="Calibri" w:cs="Calibri" w:eastAsia="Calibri" w:hAnsi="Calibri"/>
-        </w:rPr>
-        <w:t xml:space="preserve">têm entre si, justo e contratado, o presente Contrato de Licença de Uso de Software e Prestação de Serviços, que se regerá pelas cláusulas e condições a seguir.</w:t>
+        <w:t xml:space="preserve">As partes celebram o presente contrato, que se regerá pelas cláusulas a seguir.</w:t>
       </w:r>
     </w:p>
     <w:p>
@@ -362,7 +233,7 @@
         <w:pBdr>
           <w:bottom w:val="single" w:color="B8C4D2" w:sz="4" w:space="2"/>
         </w:pBdr>
-        <w:spacing w:after="120" w:before="280"/>
+        <w:spacing w:after="80" w:before="180"/>
       </w:pPr>
       <w:r>
         <w:rPr>
@@ -370,15 +241,15 @@
           <w:b/>
           <w:bCs/>
           <w:color w:val="041E3A"/>
-          <w:sz w:val="23"/>
-          <w:szCs w:val="23"/>
-        </w:rPr>
-        <w:t xml:space="preserve">CLÁUSULA 1ª – DO OBJETO</w:t>
+          <w:sz w:val="22"/>
+          <w:szCs w:val="22"/>
+        </w:rPr>
+        <w:t xml:space="preserve">CLÁUSULA 1ª – OBJETO</w:t>
       </w:r>
     </w:p>
     <w:p>
       <w:pPr>
-        <w:spacing w:after="120" w:line="300"/>
+        <w:spacing w:after="80" w:line="276"/>
         <w:jc w:val="both"/>
       </w:pPr>
       <w:r>
@@ -393,7 +264,7 @@
         <w:rPr>
           <w:rFonts w:ascii="Calibri" w:cs="Calibri" w:eastAsia="Calibri" w:hAnsi="Calibri"/>
         </w:rPr>
-        <w:t xml:space="preserve">O presente contrato tem por objeto a concessão, pela APPCHURCH à IGREJA, de licença de uso, não exclusiva e intransferível, da plataforma </w:t>
+        <w:t xml:space="preserve">Licença de uso, não exclusiva e intransferível, da plataforma online </w:t>
       </w:r>
       <w:r>
         <w:rPr>
@@ -407,97 +278,12 @@
         <w:rPr>
           <w:rFonts w:ascii="Calibri" w:cs="Calibri" w:eastAsia="Calibri" w:hAnsi="Calibri"/>
         </w:rPr>
-        <w:t xml:space="preserve"> (software como serviço – SaaS), acessível via internet, destinada à gestão eclesiástica, incluindo, entre outras funcionalidades disponíveis no plano contratado:</w:t>
+        <w:t xml:space="preserve">, para gestão de membros, células, unidades, discipulado e relatórios da IGREJA, com suporte técnico e atualizações incluídos.</w:t>
       </w:r>
     </w:p>
     <w:p>
       <w:pPr>
-        <w:pStyle w:val="ListParagraph"/>
-        <w:numPr>
-          <w:ilvl w:val="0"/>
-          <w:numId w:val="2"/>
-        </w:numPr>
-        <w:spacing w:after="60" w:line="280"/>
-        <w:jc w:val="both"/>
-      </w:pPr>
-      <w:r>
-        <w:rPr>
-          <w:rFonts w:ascii="Calibri" w:cs="Calibri" w:eastAsia="Calibri" w:hAnsi="Calibri"/>
-        </w:rPr>
-        <w:t xml:space="preserve">Cadastro e gestão de membros, visitantes e líderes;</w:t>
-      </w:r>
-    </w:p>
-    <w:p>
-      <w:pPr>
-        <w:pStyle w:val="ListParagraph"/>
-        <w:numPr>
-          <w:ilvl w:val="0"/>
-          <w:numId w:val="2"/>
-        </w:numPr>
-        <w:spacing w:after="60" w:line="280"/>
-        <w:jc w:val="both"/>
-      </w:pPr>
-      <w:r>
-        <w:rPr>
-          <w:rFonts w:ascii="Calibri" w:cs="Calibri" w:eastAsia="Calibri" w:hAnsi="Calibri"/>
-        </w:rPr>
-        <w:t xml:space="preserve">Gestão de células, unidades/congregações e discipulado;</w:t>
-      </w:r>
-    </w:p>
-    <w:p>
-      <w:pPr>
-        <w:pStyle w:val="ListParagraph"/>
-        <w:numPr>
-          <w:ilvl w:val="0"/>
-          <w:numId w:val="2"/>
-        </w:numPr>
-        <w:spacing w:after="60" w:line="280"/>
-        <w:jc w:val="both"/>
-      </w:pPr>
-      <w:r>
-        <w:rPr>
-          <w:rFonts w:ascii="Calibri" w:cs="Calibri" w:eastAsia="Calibri" w:hAnsi="Calibri"/>
-        </w:rPr>
-        <w:t xml:space="preserve">Relatórios, indicadores e acompanhamento de crescimento;</w:t>
-      </w:r>
-    </w:p>
-    <w:p>
-      <w:pPr>
-        <w:pStyle w:val="ListParagraph"/>
-        <w:numPr>
-          <w:ilvl w:val="0"/>
-          <w:numId w:val="2"/>
-        </w:numPr>
-        <w:spacing w:after="60" w:line="280"/>
-        <w:jc w:val="both"/>
-      </w:pPr>
-      <w:r>
-        <w:rPr>
-          <w:rFonts w:ascii="Calibri" w:cs="Calibri" w:eastAsia="Calibri" w:hAnsi="Calibri"/>
-        </w:rPr>
-        <w:t xml:space="preserve">Envio de notificações e comunicação com os membros;</w:t>
-      </w:r>
-    </w:p>
-    <w:p>
-      <w:pPr>
-        <w:pStyle w:val="ListParagraph"/>
-        <w:numPr>
-          <w:ilvl w:val="0"/>
-          <w:numId w:val="2"/>
-        </w:numPr>
-        <w:spacing w:after="60" w:line="280"/>
-        <w:jc w:val="both"/>
-      </w:pPr>
-      <w:r>
-        <w:rPr>
-          <w:rFonts w:ascii="Calibri" w:cs="Calibri" w:eastAsia="Calibri" w:hAnsi="Calibri"/>
-        </w:rPr>
-        <w:t xml:space="preserve">Suporte técnico e atualizações da plataforma.</w:t>
-      </w:r>
-    </w:p>
-    <w:p>
-      <w:pPr>
-        <w:spacing w:after="120" w:line="300"/>
+        <w:spacing w:after="80" w:line="276"/>
         <w:jc w:val="both"/>
       </w:pPr>
       <w:r>
@@ -512,27 +298,7 @@
         <w:rPr>
           <w:rFonts w:ascii="Calibri" w:cs="Calibri" w:eastAsia="Calibri" w:hAnsi="Calibri"/>
         </w:rPr>
-        <w:t xml:space="preserve">A licença não implica cessão ou transferência de propriedade intelectual. O software, seu código-fonte, marca, layout e demais elementos permanecem de titularidade exclusiva da APPCHURCH.</w:t>
-      </w:r>
-    </w:p>
-    <w:p>
-      <w:pPr>
-        <w:spacing w:after="120" w:line="300"/>
-        <w:jc w:val="both"/>
-      </w:pPr>
-      <w:r>
-        <w:rPr>
-          <w:rFonts w:ascii="Calibri" w:cs="Calibri" w:eastAsia="Calibri" w:hAnsi="Calibri"/>
-          <w:b/>
-          <w:bCs/>
-        </w:rPr>
-        <w:t xml:space="preserve">1.3. </w:t>
-      </w:r>
-      <w:r>
-        <w:rPr>
-          <w:rFonts w:ascii="Calibri" w:cs="Calibri" w:eastAsia="Calibri" w:hAnsi="Calibri"/>
-        </w:rPr>
-        <w:t xml:space="preserve">A APPCHURCH poderá incluir, alterar ou aprimorar funcionalidades da plataforma a qualquer tempo, sem prejuízo das funcionalidades essenciais contratadas.</w:t>
+        <w:t xml:space="preserve">O software, a marca e demais elementos da plataforma permanecem de propriedade exclusiva da APPCHURCH, sendo vedado à IGREJA copiá-los, revendê-los ou sublicenciá-los.</w:t>
       </w:r>
     </w:p>
     <w:p>
@@ -541,7 +307,7 @@
         <w:pBdr>
           <w:bottom w:val="single" w:color="B8C4D2" w:sz="4" w:space="2"/>
         </w:pBdr>
-        <w:spacing w:after="120" w:before="280"/>
+        <w:spacing w:after="80" w:before="180"/>
       </w:pPr>
       <w:r>
         <w:rPr>
@@ -549,31 +315,10 @@
           <w:b/>
           <w:bCs/>
           <w:color w:val="041E3A"/>
-          <w:sz w:val="23"/>
-          <w:szCs w:val="23"/>
-        </w:rPr>
-        <w:t xml:space="preserve">CLÁUSULA 2ª – DO PLANO, DO VALOR E DO PAGAMENTO</w:t>
-      </w:r>
-    </w:p>
-    <w:p>
-      <w:pPr>
-        <w:keepNext/>
-        <w:spacing w:after="120" w:line="300"/>
-        <w:jc w:val="both"/>
-      </w:pPr>
-      <w:r>
-        <w:rPr>
-          <w:rFonts w:ascii="Calibri" w:cs="Calibri" w:eastAsia="Calibri" w:hAnsi="Calibri"/>
-          <w:b/>
-          <w:bCs/>
-        </w:rPr>
-        <w:t xml:space="preserve">2.1. </w:t>
-      </w:r>
-      <w:r>
-        <w:rPr>
-          <w:rFonts w:ascii="Calibri" w:cs="Calibri" w:eastAsia="Calibri" w:hAnsi="Calibri"/>
-        </w:rPr>
-        <w:t xml:space="preserve">A IGREJA contrata o plano descrito abaixo:</w:t>
+          <w:sz w:val="22"/>
+          <w:szCs w:val="22"/>
+        </w:rPr>
+        <w:t xml:space="preserve">CLÁUSULA 2ª – VALOR E PAGAMENTO</w:t>
       </w:r>
     </w:p>
     <w:tbl>
@@ -589,8 +334,8 @@
         </w:tblBorders>
       </w:tblPr>
       <w:tblGrid>
-        <w:gridCol w:w="3600"/>
-        <w:gridCol w:w="6038"/>
+        <w:gridCol w:w="3000"/>
+        <w:gridCol w:w="6638"/>
       </w:tblGrid>
       <w:tr>
         <w:trPr>
@@ -598,14 +343,14 @@
         </w:trPr>
         <w:tc>
           <w:tcPr>
-            <w:tcW w:type="dxa" w:w="3600"/>
-            <w:tcBorders>
-              <w:top w:val="single" w:color="B8C4D2" w:sz="4"/>
-              <w:left w:val="single" w:color="B8C4D2" w:sz="4"/>
-              <w:bottom w:val="single" w:color="B8C4D2" w:sz="4"/>
-              <w:right w:val="single" w:color="B8C4D2" w:sz="4"/>
-            </w:tcBorders>
-            <w:shd w:fill="041E3A" w:color="auto" w:val="clear"/>
+            <w:tcW w:type="dxa" w:w="3000"/>
+            <w:tcBorders>
+              <w:top w:val="single" w:color="B8C4D2" w:sz="4"/>
+              <w:left w:val="single" w:color="B8C4D2" w:sz="4"/>
+              <w:bottom w:val="single" w:color="B8C4D2" w:sz="4"/>
+              <w:right w:val="single" w:color="B8C4D2" w:sz="4"/>
+            </w:tcBorders>
+            <w:shd w:fill="EEF2F7" w:color="auto" w:val="clear"/>
             <w:tcMar>
               <w:top w:type="dxa" w:w="80"/>
               <w:left w:type="dxa" w:w="120"/>
@@ -624,22 +369,20 @@
                 <w:rFonts w:ascii="Calibri" w:cs="Calibri" w:eastAsia="Calibri" w:hAnsi="Calibri"/>
                 <w:b/>
                 <w:bCs/>
-                <w:color w:val="FFFFFF"/>
-              </w:rPr>
-              <w:t xml:space="preserve">Item</w:t>
-            </w:r>
-          </w:p>
-        </w:tc>
-        <w:tc>
-          <w:tcPr>
-            <w:tcW w:type="dxa" w:w="6038"/>
-            <w:tcBorders>
-              <w:top w:val="single" w:color="B8C4D2" w:sz="4"/>
-              <w:left w:val="single" w:color="B8C4D2" w:sz="4"/>
-              <w:bottom w:val="single" w:color="B8C4D2" w:sz="4"/>
-              <w:right w:val="single" w:color="B8C4D2" w:sz="4"/>
-            </w:tcBorders>
-            <w:shd w:fill="041E3A" w:color="auto" w:val="clear"/>
+              </w:rPr>
+              <w:t xml:space="preserve">Plano</w:t>
+            </w:r>
+          </w:p>
+        </w:tc>
+        <w:tc>
+          <w:tcPr>
+            <w:tcW w:type="dxa" w:w="6638"/>
+            <w:tcBorders>
+              <w:top w:val="single" w:color="B8C4D2" w:sz="4"/>
+              <w:left w:val="single" w:color="B8C4D2" w:sz="4"/>
+              <w:bottom w:val="single" w:color="B8C4D2" w:sz="4"/>
+              <w:right w:val="single" w:color="B8C4D2" w:sz="4"/>
+            </w:tcBorders>
             <w:tcMar>
               <w:top w:type="dxa" w:w="80"/>
               <w:left w:type="dxa" w:w="120"/>
@@ -658,9 +401,8 @@
                 <w:rFonts w:ascii="Calibri" w:cs="Calibri" w:eastAsia="Calibri" w:hAnsi="Calibri"/>
                 <w:b/>
                 <w:bCs/>
-                <w:color w:val="FFFFFF"/>
-              </w:rPr>
-              <w:t xml:space="preserve">Condição</w:t>
+              </w:rPr>
+              <w:t xml:space="preserve">Plano Mensal</w:t>
             </w:r>
           </w:p>
         </w:tc>
@@ -671,7 +413,7 @@
         </w:trPr>
         <w:tc>
           <w:tcPr>
-            <w:tcW w:type="dxa" w:w="3600"/>
+            <w:tcW w:type="dxa" w:w="3000"/>
             <w:tcBorders>
               <w:top w:val="single" w:color="B8C4D2" w:sz="4"/>
               <w:left w:val="single" w:color="B8C4D2" w:sz="4"/>
@@ -698,13 +440,13 @@
                 <w:b/>
                 <w:bCs/>
               </w:rPr>
-              <w:t xml:space="preserve">Plano</w:t>
-            </w:r>
-          </w:p>
-        </w:tc>
-        <w:tc>
-          <w:tcPr>
-            <w:tcW w:type="dxa" w:w="6038"/>
+              <w:t xml:space="preserve">Valor mensal</w:t>
+            </w:r>
+          </w:p>
+        </w:tc>
+        <w:tc>
+          <w:tcPr>
+            <w:tcW w:type="dxa" w:w="6638"/>
             <w:tcBorders>
               <w:top w:val="single" w:color="B8C4D2" w:sz="4"/>
               <w:left w:val="single" w:color="B8C4D2" w:sz="4"/>
@@ -730,7 +472,7 @@
                 <w:b/>
                 <w:bCs/>
               </w:rPr>
-              <w:t xml:space="preserve">Plano Mensal</w:t>
+              <w:t xml:space="preserve">R$ 400,00 no total (sede + 4 igrejas da cobertura), conforme Cláusula 3ª</w:t>
             </w:r>
           </w:p>
         </w:tc>
@@ -741,7 +483,7 @@
         </w:trPr>
         <w:tc>
           <w:tcPr>
-            <w:tcW w:type="dxa" w:w="3600"/>
+            <w:tcW w:type="dxa" w:w="3000"/>
             <w:tcBorders>
               <w:top w:val="single" w:color="B8C4D2" w:sz="4"/>
               <w:left w:val="single" w:color="B8C4D2" w:sz="4"/>
@@ -768,13 +510,13 @@
                 <w:b/>
                 <w:bCs/>
               </w:rPr>
-              <w:t xml:space="preserve">Valor mensal</w:t>
-            </w:r>
-          </w:p>
-        </w:tc>
-        <w:tc>
-          <w:tcPr>
-            <w:tcW w:type="dxa" w:w="6038"/>
+              <w:t xml:space="preserve">Vencimento</w:t>
+            </w:r>
+          </w:p>
+        </w:tc>
+        <w:tc>
+          <w:tcPr>
+            <w:tcW w:type="dxa" w:w="6638"/>
             <w:tcBorders>
               <w:top w:val="single" w:color="B8C4D2" w:sz="4"/>
               <w:left w:val="single" w:color="B8C4D2" w:sz="4"/>
@@ -797,10 +539,30 @@
             <w:r>
               <w:rPr>
                 <w:rFonts w:ascii="Calibri" w:cs="Calibri" w:eastAsia="Calibri" w:hAnsi="Calibri"/>
-                <w:b/>
-                <w:bCs/>
-              </w:rPr>
-              <w:t xml:space="preserve">R$ 200,00 (duzentos reais) – Paz Church Sobral (sede), acrescido de R$ 50,00 (cinquenta reais) por igreja da cobertura, conforme Cláusula 3ª</w:t>
+              </w:rPr>
+              <w:t xml:space="preserve">Todo dia </w:t>
+            </w:r>
+            <w:r>
+              <w:rPr>
+                <w:rFonts w:ascii="Calibri" w:cs="Calibri" w:eastAsia="Calibri" w:hAnsi="Calibri"/>
+                <w:highlight w:val="yellow"/>
+                <w:highlightCs w:val="yellow"/>
+              </w:rPr>
+              <w:t xml:space="preserve">[__]</w:t>
+            </w:r>
+            <w:r>
+              <w:rPr>
+                <w:rFonts w:ascii="Calibri" w:cs="Calibri" w:eastAsia="Calibri" w:hAnsi="Calibri"/>
+              </w:rPr>
+              <w:t xml:space="preserve"> de cada mês, via </w:t>
+            </w:r>
+            <w:r>
+              <w:rPr>
+                <w:rFonts w:ascii="Calibri" w:cs="Calibri" w:eastAsia="Calibri" w:hAnsi="Calibri"/>
+                <w:highlight w:val="yellow"/>
+                <w:highlightCs w:val="yellow"/>
+              </w:rPr>
+              <w:t xml:space="preserve">[PIX / boleto]</w:t>
             </w:r>
           </w:p>
         </w:tc>
@@ -811,7 +573,7 @@
         </w:trPr>
         <w:tc>
           <w:tcPr>
-            <w:tcW w:type="dxa" w:w="3600"/>
+            <w:tcW w:type="dxa" w:w="3000"/>
             <w:tcBorders>
               <w:top w:val="single" w:color="B8C4D2" w:sz="4"/>
               <w:left w:val="single" w:color="B8C4D2" w:sz="4"/>
@@ -838,165 +600,13 @@
                 <w:b/>
                 <w:bCs/>
               </w:rPr>
-              <w:t xml:space="preserve">Vencimento</w:t>
-            </w:r>
-          </w:p>
-        </w:tc>
-        <w:tc>
-          <w:tcPr>
-            <w:tcW w:type="dxa" w:w="6038"/>
-            <w:tcBorders>
-              <w:top w:val="single" w:color="B8C4D2" w:sz="4"/>
-              <w:left w:val="single" w:color="B8C4D2" w:sz="4"/>
-              <w:bottom w:val="single" w:color="B8C4D2" w:sz="4"/>
-              <w:right w:val="single" w:color="B8C4D2" w:sz="4"/>
-            </w:tcBorders>
-            <w:tcMar>
-              <w:top w:type="dxa" w:w="80"/>
-              <w:left w:type="dxa" w:w="120"/>
-              <w:bottom w:type="dxa" w:w="80"/>
-              <w:right w:type="dxa" w:w="120"/>
-            </w:tcMar>
-          </w:tcPr>
-          <w:p>
-            <w:pPr>
-              <w:keepNext/>
-              <w:keepLines/>
-              <w:jc w:val="left"/>
-            </w:pPr>
-            <w:r>
-              <w:rPr>
-                <w:rFonts w:ascii="Calibri" w:cs="Calibri" w:eastAsia="Calibri" w:hAnsi="Calibri"/>
-              </w:rPr>
-              <w:t xml:space="preserve">Todo dia </w:t>
-            </w:r>
-            <w:r>
-              <w:rPr>
-                <w:rFonts w:ascii="Calibri" w:cs="Calibri" w:eastAsia="Calibri" w:hAnsi="Calibri"/>
-                <w:highlight w:val="yellow"/>
-                <w:highlightCs w:val="yellow"/>
-              </w:rPr>
-              <w:t xml:space="preserve">[__]</w:t>
-            </w:r>
-            <w:r>
-              <w:rPr>
-                <w:rFonts w:ascii="Calibri" w:cs="Calibri" w:eastAsia="Calibri" w:hAnsi="Calibri"/>
-              </w:rPr>
-              <w:t xml:space="preserve"> de cada mês</w:t>
-            </w:r>
-          </w:p>
-        </w:tc>
-      </w:tr>
-      <w:tr>
-        <w:trPr>
-          <w:cantSplit/>
-        </w:trPr>
-        <w:tc>
-          <w:tcPr>
-            <w:tcW w:type="dxa" w:w="3600"/>
-            <w:tcBorders>
-              <w:top w:val="single" w:color="B8C4D2" w:sz="4"/>
-              <w:left w:val="single" w:color="B8C4D2" w:sz="4"/>
-              <w:bottom w:val="single" w:color="B8C4D2" w:sz="4"/>
-              <w:right w:val="single" w:color="B8C4D2" w:sz="4"/>
-            </w:tcBorders>
-            <w:shd w:fill="EEF2F7" w:color="auto" w:val="clear"/>
-            <w:tcMar>
-              <w:top w:type="dxa" w:w="80"/>
-              <w:left w:type="dxa" w:w="120"/>
-              <w:bottom w:type="dxa" w:w="80"/>
-              <w:right w:type="dxa" w:w="120"/>
-            </w:tcMar>
-          </w:tcPr>
-          <w:p>
-            <w:pPr>
-              <w:keepNext/>
-              <w:keepLines/>
-              <w:jc w:val="left"/>
-            </w:pPr>
-            <w:r>
-              <w:rPr>
-                <w:rFonts w:ascii="Calibri" w:cs="Calibri" w:eastAsia="Calibri" w:hAnsi="Calibri"/>
-                <w:b/>
-                <w:bCs/>
-              </w:rPr>
-              <w:t xml:space="preserve">Forma de pagamento</w:t>
-            </w:r>
-          </w:p>
-        </w:tc>
-        <w:tc>
-          <w:tcPr>
-            <w:tcW w:type="dxa" w:w="6038"/>
-            <w:tcBorders>
-              <w:top w:val="single" w:color="B8C4D2" w:sz="4"/>
-              <w:left w:val="single" w:color="B8C4D2" w:sz="4"/>
-              <w:bottom w:val="single" w:color="B8C4D2" w:sz="4"/>
-              <w:right w:val="single" w:color="B8C4D2" w:sz="4"/>
-            </w:tcBorders>
-            <w:tcMar>
-              <w:top w:type="dxa" w:w="80"/>
-              <w:left w:type="dxa" w:w="120"/>
-              <w:bottom w:type="dxa" w:w="80"/>
-              <w:right w:type="dxa" w:w="120"/>
-            </w:tcMar>
-          </w:tcPr>
-          <w:p>
-            <w:pPr>
-              <w:keepNext/>
-              <w:keepLines/>
-              <w:jc w:val="left"/>
-            </w:pPr>
-            <w:r>
-              <w:rPr>
-                <w:rFonts w:ascii="Calibri" w:cs="Calibri" w:eastAsia="Calibri" w:hAnsi="Calibri"/>
-                <w:highlight w:val="yellow"/>
-                <w:highlightCs w:val="yellow"/>
-              </w:rPr>
-              <w:t xml:space="preserve">[PIX / boleto bancário / cartão]</w:t>
-            </w:r>
-          </w:p>
-        </w:tc>
-      </w:tr>
-      <w:tr>
-        <w:trPr>
-          <w:cantSplit/>
-        </w:trPr>
-        <w:tc>
-          <w:tcPr>
-            <w:tcW w:type="dxa" w:w="3600"/>
-            <w:tcBorders>
-              <w:top w:val="single" w:color="B8C4D2" w:sz="4"/>
-              <w:left w:val="single" w:color="B8C4D2" w:sz="4"/>
-              <w:bottom w:val="single" w:color="B8C4D2" w:sz="4"/>
-              <w:right w:val="single" w:color="B8C4D2" w:sz="4"/>
-            </w:tcBorders>
-            <w:shd w:fill="EEF2F7" w:color="auto" w:val="clear"/>
-            <w:tcMar>
-              <w:top w:type="dxa" w:w="80"/>
-              <w:left w:type="dxa" w:w="120"/>
-              <w:bottom w:type="dxa" w:w="80"/>
-              <w:right w:type="dxa" w:w="120"/>
-            </w:tcMar>
-          </w:tcPr>
-          <w:p>
-            <w:pPr>
-              <w:keepNext/>
-              <w:keepLines/>
-              <w:jc w:val="left"/>
-            </w:pPr>
-            <w:r>
-              <w:rPr>
-                <w:rFonts w:ascii="Calibri" w:cs="Calibri" w:eastAsia="Calibri" w:hAnsi="Calibri"/>
-                <w:b/>
-                <w:bCs/>
-              </w:rPr>
               <w:t xml:space="preserve">Início da vigência</w:t>
             </w:r>
           </w:p>
         </w:tc>
         <w:tc>
           <w:tcPr>
-            <w:tcW w:type="dxa" w:w="6038"/>
+            <w:tcW w:type="dxa" w:w="6638"/>
             <w:tcBorders>
               <w:top w:val="single" w:color="B8C4D2" w:sz="4"/>
               <w:left w:val="single" w:color="B8C4D2" w:sz="4"/>
@@ -1030,12 +640,12 @@
     </w:tbl>
     <w:p>
       <w:pPr>
-        <w:spacing w:after="120"/>
+        <w:spacing w:after="80"/>
       </w:pPr>
     </w:p>
     <w:p>
       <w:pPr>
-        <w:spacing w:after="120" w:line="300"/>
+        <w:spacing w:after="80" w:line="276"/>
         <w:jc w:val="both"/>
       </w:pPr>
       <w:r>
@@ -1044,18 +654,18 @@
           <w:b/>
           <w:bCs/>
         </w:rPr>
-        <w:t xml:space="preserve">2.2. </w:t>
-      </w:r>
-      <w:r>
-        <w:rPr>
-          <w:rFonts w:ascii="Calibri" w:cs="Calibri" w:eastAsia="Calibri" w:hAnsi="Calibri"/>
-        </w:rPr>
-        <w:t xml:space="preserve">O primeiro pagamento será devido no primeiro vencimento após o início da vigência, e os demais sucessivamente nos meses subsequentes, enquanto vigorar este contrato.</w:t>
+        <w:t xml:space="preserve">2.1. </w:t>
+      </w:r>
+      <w:r>
+        <w:rPr>
+          <w:rFonts w:ascii="Calibri" w:cs="Calibri" w:eastAsia="Calibri" w:hAnsi="Calibri"/>
+        </w:rPr>
+        <w:t xml:space="preserve">O valor será reajustado anualmente pelo IPCA/IBGE, salvo disposição diversa nas Condições Especiais.</w:t>
       </w:r>
     </w:p>
     <w:p>
       <w:pPr>
-        <w:spacing w:after="120" w:line="300"/>
+        <w:spacing w:after="80" w:line="276"/>
         <w:jc w:val="both"/>
       </w:pPr>
       <w:r>
@@ -1064,53 +674,13 @@
           <w:b/>
           <w:bCs/>
         </w:rPr>
-        <w:t xml:space="preserve">2.3. </w:t>
-      </w:r>
-      <w:r>
-        <w:rPr>
-          <w:rFonts w:ascii="Calibri" w:cs="Calibri" w:eastAsia="Calibri" w:hAnsi="Calibri"/>
-        </w:rPr>
-        <w:t xml:space="preserve">O valor mensal será reajustado anualmente, a cada 12 (doze) meses contados do início da vigência, pela variação positiva do IPCA/IBGE acumulada no período, ou por outro índice que venha a substituí-lo, salvo disposição diversa nas Condições Especiais.</w:t>
-      </w:r>
-    </w:p>
-    <w:p>
-      <w:pPr>
-        <w:spacing w:after="120" w:line="300"/>
-        <w:jc w:val="both"/>
-      </w:pPr>
-      <w:r>
-        <w:rPr>
-          <w:rFonts w:ascii="Calibri" w:cs="Calibri" w:eastAsia="Calibri" w:hAnsi="Calibri"/>
-          <w:b/>
-          <w:bCs/>
-        </w:rPr>
-        <w:t xml:space="preserve">2.4. </w:t>
-      </w:r>
-      <w:r>
-        <w:rPr>
-          <w:rFonts w:ascii="Calibri" w:cs="Calibri" w:eastAsia="Calibri" w:hAnsi="Calibri"/>
-        </w:rPr>
-        <w:t xml:space="preserve">O atraso no pagamento sujeitará a IGREJA a multa de 2% (dois por cento) sobre o valor devido, acrescida de juros de mora de 1% (um por cento) ao mês, calculados pro rata die.</w:t>
-      </w:r>
-    </w:p>
-    <w:p>
-      <w:pPr>
-        <w:spacing w:after="120" w:line="300"/>
-        <w:jc w:val="both"/>
-      </w:pPr>
-      <w:r>
-        <w:rPr>
-          <w:rFonts w:ascii="Calibri" w:cs="Calibri" w:eastAsia="Calibri" w:hAnsi="Calibri"/>
-          <w:b/>
-          <w:bCs/>
-        </w:rPr>
-        <w:t xml:space="preserve">2.5. </w:t>
-      </w:r>
-      <w:r>
-        <w:rPr>
-          <w:rFonts w:ascii="Calibri" w:cs="Calibri" w:eastAsia="Calibri" w:hAnsi="Calibri"/>
-        </w:rPr>
-        <w:t xml:space="preserve">Persistindo o atraso por mais de 15 (quinze) dias após o vencimento, a APPCHURCH poderá, mediante aviso prévio por e-mail ou WhatsApp, suspender o acesso à plataforma até a regularização, sem que isso implique a perda dos dados da IGREJA.</w:t>
+        <w:t xml:space="preserve">2.2. </w:t>
+      </w:r>
+      <w:r>
+        <w:rPr>
+          <w:rFonts w:ascii="Calibri" w:cs="Calibri" w:eastAsia="Calibri" w:hAnsi="Calibri"/>
+        </w:rPr>
+        <w:t xml:space="preserve">O atraso gera multa de 2% e juros de 1% ao mês. Após 15 (quinze) dias de atraso, o acesso poderá ser suspenso, mediante aviso, até a regularização, sem perda dos dados.</w:t>
       </w:r>
     </w:p>
     <w:p>
@@ -1119,7 +689,7 @@
         <w:pBdr>
           <w:bottom w:val="single" w:color="B8C4D2" w:sz="4" w:space="2"/>
         </w:pBdr>
-        <w:spacing w:after="120" w:before="280"/>
+        <w:spacing w:after="80" w:before="180"/>
       </w:pPr>
       <w:r>
         <w:rPr>
@@ -1127,30 +697,10 @@
           <w:b/>
           <w:bCs/>
           <w:color w:val="041E3A"/>
-          <w:sz w:val="23"/>
-          <w:szCs w:val="23"/>
-        </w:rPr>
-        <w:t xml:space="preserve">CLÁUSULA 3ª – DAS CONDIÇÕES ESPECIAIS</w:t>
-      </w:r>
-    </w:p>
-    <w:p>
-      <w:pPr>
-        <w:spacing w:after="120" w:line="300"/>
-        <w:jc w:val="both"/>
-      </w:pPr>
-      <w:r>
-        <w:rPr>
-          <w:rFonts w:ascii="Calibri" w:cs="Calibri" w:eastAsia="Calibri" w:hAnsi="Calibri"/>
-          <w:b/>
-          <w:bCs/>
-        </w:rPr>
-        <w:t xml:space="preserve">3.1. </w:t>
-      </w:r>
-      <w:r>
-        <w:rPr>
-          <w:rFonts w:ascii="Calibri" w:cs="Calibri" w:eastAsia="Calibri" w:hAnsi="Calibri"/>
-        </w:rPr>
-        <w:t xml:space="preserve">As partes ajustam as condições especiais abaixo, que prevalecem sobre as demais cláusulas deste contrato naquilo em que forem conflitantes:</w:t>
+          <w:sz w:val="22"/>
+          <w:szCs w:val="22"/>
+        </w:rPr>
+        <w:t xml:space="preserve">CLÁUSULA 3ª – CONDIÇÕES ESPECIAIS</w:t>
       </w:r>
     </w:p>
     <w:tbl>
@@ -1180,15 +730,15 @@
             </w:tcBorders>
             <w:shd w:fill="F4F7FB" w:color="auto" w:val="clear"/>
             <w:tcMar>
-              <w:top w:type="dxa" w:w="160"/>
-              <w:left w:type="dxa" w:w="220"/>
-              <w:bottom w:type="dxa" w:w="160"/>
-              <w:right w:type="dxa" w:w="220"/>
-            </w:tcMar>
-          </w:tcPr>
-          <w:p>
-            <w:pPr>
-              <w:spacing w:after="100" w:line="280"/>
+              <w:top w:type="dxa" w:w="120"/>
+              <w:left w:type="dxa" w:w="200"/>
+              <w:bottom w:type="dxa" w:w="120"/>
+              <w:right w:type="dxa" w:w="200"/>
+            </w:tcMar>
+          </w:tcPr>
+          <w:p>
+            <w:pPr>
+              <w:spacing w:after="80" w:line="270"/>
               <w:jc w:val="both"/>
             </w:pPr>
             <w:r>
@@ -1197,13 +747,13 @@
                 <w:b/>
                 <w:bCs/>
               </w:rPr>
-              <w:t xml:space="preserve">3.1.1. </w:t>
-            </w:r>
-            <w:r>
-              <w:rPr>
-                <w:rFonts w:ascii="Calibri" w:cs="Calibri" w:eastAsia="Calibri" w:hAnsi="Calibri"/>
-              </w:rPr>
-              <w:t xml:space="preserve">A Paz Church Sobral (sede) pagará o valor mensal de </w:t>
+              <w:t xml:space="preserve">3.1. </w:t>
+            </w:r>
+            <w:r>
+              <w:rPr>
+                <w:rFonts w:ascii="Calibri" w:cs="Calibri" w:eastAsia="Calibri" w:hAnsi="Calibri"/>
+              </w:rPr>
+              <w:t xml:space="preserve">A Paz Church Sobral (sede) pagará </w:t>
             </w:r>
             <w:r>
               <w:rPr>
@@ -1217,12 +767,12 @@
               <w:rPr>
                 <w:rFonts w:ascii="Calibri" w:cs="Calibri" w:eastAsia="Calibri" w:hAnsi="Calibri"/>
               </w:rPr>
-              <w:t xml:space="preserve">.</w:t>
-            </w:r>
-          </w:p>
-          <w:p>
-            <w:pPr>
-              <w:spacing w:after="100" w:line="280"/>
+              <w:t xml:space="preserve"> mensais.</w:t>
+            </w:r>
+          </w:p>
+          <w:p>
+            <w:pPr>
+              <w:spacing w:after="80" w:line="270"/>
               <w:jc w:val="both"/>
             </w:pPr>
             <w:r>
@@ -1231,7 +781,7 @@
                 <w:b/>
                 <w:bCs/>
               </w:rPr>
-              <w:t xml:space="preserve">3.1.2. </w:t>
+              <w:t xml:space="preserve">3.2. </w:t>
             </w:r>
             <w:r>
               <w:rPr>
@@ -1245,13 +795,13 @@
                 <w:b/>
                 <w:bCs/>
               </w:rPr>
-              <w:t xml:space="preserve">4 (quatro) igrejas sob a cobertura</w:t>
-            </w:r>
-            <w:r>
-              <w:rPr>
-                <w:rFonts w:ascii="Calibri" w:cs="Calibri" w:eastAsia="Calibri" w:hAnsi="Calibri"/>
-              </w:rPr>
-              <w:t xml:space="preserve"> da Paz Church Sobral, relacionadas na tabela abaixo, terá acesso à plataforma mediante o valor mensal de </w:t>
+              <w:t xml:space="preserve">4 (quatro) igrejas sob sua cobertura</w:t>
+            </w:r>
+            <w:r>
+              <w:rPr>
+                <w:rFonts w:ascii="Calibri" w:cs="Calibri" w:eastAsia="Calibri" w:hAnsi="Calibri"/>
+              </w:rPr>
+              <w:t xml:space="preserve">, listadas abaixo, pagará </w:t>
             </w:r>
             <w:r>
               <w:rPr>
@@ -1259,13 +809,13 @@
                 <w:b/>
                 <w:bCs/>
               </w:rPr>
-              <w:t xml:space="preserve">R$ 50,00 (cinquenta reais) por igreja</w:t>
-            </w:r>
-            <w:r>
-              <w:rPr>
-                <w:rFonts w:ascii="Calibri" w:cs="Calibri" w:eastAsia="Calibri" w:hAnsi="Calibri"/>
-              </w:rPr>
-              <w:t xml:space="preserve">, perfazendo o total mensal de </w:t>
+              <w:t xml:space="preserve">R$ 50,00 (cinquenta reais)</w:t>
+            </w:r>
+            <w:r>
+              <w:rPr>
+                <w:rFonts w:ascii="Calibri" w:cs="Calibri" w:eastAsia="Calibri" w:hAnsi="Calibri"/>
+              </w:rPr>
+              <w:t xml:space="preserve"> mensais, totalizando </w:t>
             </w:r>
             <w:r>
               <w:rPr>
@@ -1273,18 +823,18 @@
                 <w:b/>
                 <w:bCs/>
               </w:rPr>
-              <w:t xml:space="preserve">R$ 400,00 (quatrocentos reais)</w:t>
-            </w:r>
-            <w:r>
-              <w:rPr>
-                <w:rFonts w:ascii="Calibri" w:cs="Calibri" w:eastAsia="Calibri" w:hAnsi="Calibri"/>
-              </w:rPr>
-              <w:t xml:space="preserve"> para o conjunto (sede + 4 igrejas).</w:t>
-            </w:r>
-          </w:p>
-          <w:p>
-            <w:pPr>
-              <w:spacing w:after="100" w:line="280"/>
+              <w:t xml:space="preserve">R$ 400,00</w:t>
+            </w:r>
+            <w:r>
+              <w:rPr>
+                <w:rFonts w:ascii="Calibri" w:cs="Calibri" w:eastAsia="Calibri" w:hAnsi="Calibri"/>
+              </w:rPr>
+              <w:t xml:space="preserve"> por mês para o conjunto.</w:t>
+            </w:r>
+          </w:p>
+          <w:p>
+            <w:pPr>
+              <w:spacing w:after="80" w:line="270"/>
               <w:jc w:val="both"/>
             </w:pPr>
             <w:r>
@@ -1293,13 +843,13 @@
                 <w:b/>
                 <w:bCs/>
               </w:rPr>
-              <w:t xml:space="preserve">3.1.3. </w:t>
-            </w:r>
-            <w:r>
-              <w:rPr>
-                <w:rFonts w:ascii="Calibri" w:cs="Calibri" w:eastAsia="Calibri" w:hAnsi="Calibri"/>
-              </w:rPr>
-              <w:t xml:space="preserve">O valor de R$ 50,00 (cinquenta reais) por igreja da cobertura poderá ser alterado quando a respectiva igreja </w:t>
+              <w:t xml:space="preserve">3.3. </w:t>
+            </w:r>
+            <w:r>
+              <w:rPr>
+                <w:rFonts w:ascii="Calibri" w:cs="Calibri" w:eastAsia="Calibri" w:hAnsi="Calibri"/>
+              </w:rPr>
+              <w:t xml:space="preserve">O valor de R$ 50,00 por igreja poderá ser alterado quando a respectiva igreja </w:t>
             </w:r>
             <w:r>
               <w:rPr>
@@ -1313,47 +863,7 @@
               <w:rPr>
                 <w:rFonts w:ascii="Calibri" w:cs="Calibri" w:eastAsia="Calibri" w:hAnsi="Calibri"/>
               </w:rPr>
-              <w:t xml:space="preserve"> cadastradas na plataforma, mediante comunicação prévia da APPCHURCH com antecedência mínima de 30 (trinta) dias, permanecendo inalterados os valores das demais igrejas.</w:t>
-            </w:r>
-          </w:p>
-          <w:p>
-            <w:pPr>
-              <w:spacing w:after="100" w:line="280"/>
-              <w:jc w:val="both"/>
-            </w:pPr>
-            <w:r>
-              <w:rPr>
-                <w:rFonts w:ascii="Calibri" w:cs="Calibri" w:eastAsia="Calibri" w:hAnsi="Calibri"/>
-                <w:b/>
-                <w:bCs/>
-              </w:rPr>
-              <w:t xml:space="preserve">3.1.4. </w:t>
-            </w:r>
-            <w:r>
-              <w:rPr>
-                <w:rFonts w:ascii="Calibri" w:cs="Calibri" w:eastAsia="Calibri" w:hAnsi="Calibri"/>
-              </w:rPr>
-              <w:t xml:space="preserve">A Paz Church Sobral é responsável pelo pagamento dos valores de todas as igrejas relacionadas neste contrato, salvo se ajustado por escrito que cada igreja da cobertura pagará diretamente à APPCHURCH.</w:t>
-            </w:r>
-          </w:p>
-          <w:p>
-            <w:pPr>
-              <w:spacing w:after="100" w:line="280"/>
-              <w:jc w:val="both"/>
-            </w:pPr>
-            <w:r>
-              <w:rPr>
-                <w:rFonts w:ascii="Calibri" w:cs="Calibri" w:eastAsia="Calibri" w:hAnsi="Calibri"/>
-                <w:b/>
-                <w:bCs/>
-              </w:rPr>
-              <w:t xml:space="preserve">3.1.5. </w:t>
-            </w:r>
-            <w:r>
-              <w:rPr>
-                <w:rFonts w:ascii="Calibri" w:cs="Calibri" w:eastAsia="Calibri" w:hAnsi="Calibri"/>
-              </w:rPr>
-              <w:t xml:space="preserve">A inclusão de novas igrejas da cobertura poderá ser feita por aditivo ou por simples troca de e-mails entre as partes, aplicando-se a elas as mesmas condições desta cláusula.</w:t>
+              <w:t xml:space="preserve">, mediante aviso prévio de 30 (trinta) dias.</w:t>
             </w:r>
           </w:p>
         </w:tc>
@@ -1361,17 +871,8 @@
     </w:tbl>
     <w:p>
       <w:pPr>
-        <w:keepNext/>
-        <w:spacing w:after="120" w:before="160"/>
-      </w:pPr>
-      <w:r>
-        <w:rPr>
-          <w:rFonts w:ascii="Calibri" w:cs="Calibri" w:eastAsia="Calibri" w:hAnsi="Calibri"/>
-          <w:b/>
-          <w:bCs/>
-        </w:rPr>
-        <w:t xml:space="preserve">Tabela de igrejas abrangidas por este contrato:</w:t>
-      </w:r>
+        <w:spacing w:after="80"/>
+      </w:pPr>
     </w:p>
     <w:tbl>
       <w:tblPr>
@@ -1387,8 +888,8 @@
       </w:tblPr>
       <w:tblGrid>
         <w:gridCol w:w="3800"/>
-        <w:gridCol w:w="2600"/>
-        <w:gridCol w:w="3238"/>
+        <w:gridCol w:w="2900"/>
+        <w:gridCol w:w="2938"/>
       </w:tblGrid>
       <w:tr>
         <w:trPr>
@@ -1430,7 +931,7 @@
         </w:tc>
         <w:tc>
           <w:tcPr>
-            <w:tcW w:type="dxa" w:w="2600"/>
+            <w:tcW w:type="dxa" w:w="2900"/>
             <w:tcBorders>
               <w:top w:val="single" w:color="B8C4D2" w:sz="4"/>
               <w:left w:val="single" w:color="B8C4D2" w:sz="4"/>
@@ -1464,7 +965,7 @@
         </w:tc>
         <w:tc>
           <w:tcPr>
-            <w:tcW w:type="dxa" w:w="3238"/>
+            <w:tcW w:type="dxa" w:w="2938"/>
             <w:tcBorders>
               <w:top w:val="single" w:color="B8C4D2" w:sz="4"/>
               <w:left w:val="single" w:color="B8C4D2" w:sz="4"/>
@@ -1535,7 +1036,7 @@
         </w:tc>
         <w:tc>
           <w:tcPr>
-            <w:tcW w:type="dxa" w:w="2600"/>
+            <w:tcW w:type="dxa" w:w="2900"/>
             <w:tcBorders>
               <w:top w:val="single" w:color="B8C4D2" w:sz="4"/>
               <w:left w:val="single" w:color="B8C4D2" w:sz="4"/>
@@ -1567,7 +1068,7 @@
         </w:tc>
         <w:tc>
           <w:tcPr>
-            <w:tcW w:type="dxa" w:w="3238"/>
+            <w:tcW w:type="dxa" w:w="2938"/>
             <w:tcBorders>
               <w:top w:val="single" w:color="B8C4D2" w:sz="4"/>
               <w:left w:val="single" w:color="B8C4D2" w:sz="4"/>
@@ -1634,7 +1135,7 @@
         </w:tc>
         <w:tc>
           <w:tcPr>
-            <w:tcW w:type="dxa" w:w="2600"/>
+            <w:tcW w:type="dxa" w:w="2900"/>
             <w:tcBorders>
               <w:top w:val="single" w:color="B8C4D2" w:sz="4"/>
               <w:left w:val="single" w:color="B8C4D2" w:sz="4"/>
@@ -1666,7 +1167,7 @@
         </w:tc>
         <w:tc>
           <w:tcPr>
-            <w:tcW w:type="dxa" w:w="3238"/>
+            <w:tcW w:type="dxa" w:w="2938"/>
             <w:tcBorders>
               <w:top w:val="single" w:color="B8C4D2" w:sz="4"/>
               <w:left w:val="single" w:color="B8C4D2" w:sz="4"/>
@@ -1733,7 +1234,7 @@
         </w:tc>
         <w:tc>
           <w:tcPr>
-            <w:tcW w:type="dxa" w:w="2600"/>
+            <w:tcW w:type="dxa" w:w="2900"/>
             <w:tcBorders>
               <w:top w:val="single" w:color="B8C4D2" w:sz="4"/>
               <w:left w:val="single" w:color="B8C4D2" w:sz="4"/>
@@ -1765,7 +1266,7 @@
         </w:tc>
         <w:tc>
           <w:tcPr>
-            <w:tcW w:type="dxa" w:w="3238"/>
+            <w:tcW w:type="dxa" w:w="2938"/>
             <w:tcBorders>
               <w:top w:val="single" w:color="B8C4D2" w:sz="4"/>
               <w:left w:val="single" w:color="B8C4D2" w:sz="4"/>
@@ -1832,7 +1333,7 @@
         </w:tc>
         <w:tc>
           <w:tcPr>
-            <w:tcW w:type="dxa" w:w="2600"/>
+            <w:tcW w:type="dxa" w:w="2900"/>
             <w:tcBorders>
               <w:top w:val="single" w:color="B8C4D2" w:sz="4"/>
               <w:left w:val="single" w:color="B8C4D2" w:sz="4"/>
@@ -1864,7 +1365,7 @@
         </w:tc>
         <w:tc>
           <w:tcPr>
-            <w:tcW w:type="dxa" w:w="3238"/>
+            <w:tcW w:type="dxa" w:w="2938"/>
             <w:tcBorders>
               <w:top w:val="single" w:color="B8C4D2" w:sz="4"/>
               <w:left w:val="single" w:color="B8C4D2" w:sz="4"/>
@@ -1931,7 +1432,7 @@
         </w:tc>
         <w:tc>
           <w:tcPr>
-            <w:tcW w:type="dxa" w:w="2600"/>
+            <w:tcW w:type="dxa" w:w="2900"/>
             <w:tcBorders>
               <w:top w:val="single" w:color="B8C4D2" w:sz="4"/>
               <w:left w:val="single" w:color="B8C4D2" w:sz="4"/>
@@ -1963,7 +1464,7 @@
         </w:tc>
         <w:tc>
           <w:tcPr>
-            <w:tcW w:type="dxa" w:w="3238"/>
+            <w:tcW w:type="dxa" w:w="2938"/>
             <w:tcBorders>
               <w:top w:val="single" w:color="B8C4D2" w:sz="4"/>
               <w:left w:val="single" w:color="B8C4D2" w:sz="4"/>
@@ -2031,7 +1532,7 @@
         </w:tc>
         <w:tc>
           <w:tcPr>
-            <w:tcW w:type="dxa" w:w="2600"/>
+            <w:tcW w:type="dxa" w:w="2900"/>
             <w:tcBorders>
               <w:top w:val="single" w:color="B8C4D2" w:sz="4"/>
               <w:left w:val="single" w:color="B8C4D2" w:sz="4"/>
@@ -2062,7 +1563,7 @@
         </w:tc>
         <w:tc>
           <w:tcPr>
-            <w:tcW w:type="dxa" w:w="3238"/>
+            <w:tcW w:type="dxa" w:w="2938"/>
             <w:tcBorders>
               <w:top w:val="single" w:color="B8C4D2" w:sz="4"/>
               <w:left w:val="single" w:color="B8C4D2" w:sz="4"/>
@@ -2101,7 +1602,7 @@
         <w:pBdr>
           <w:bottom w:val="single" w:color="B8C4D2" w:sz="4" w:space="2"/>
         </w:pBdr>
-        <w:spacing w:after="120" w:before="280"/>
+        <w:spacing w:after="80" w:before="180"/>
       </w:pPr>
       <w:r>
         <w:rPr>
@@ -2109,15 +1610,15 @@
           <w:b/>
           <w:bCs/>
           <w:color w:val="041E3A"/>
-          <w:sz w:val="23"/>
-          <w:szCs w:val="23"/>
-        </w:rPr>
-        <w:t xml:space="preserve">CLÁUSULA 4ª – DAS OBRIGAÇÕES DA APPCHURCH</w:t>
+          <w:sz w:val="22"/>
+          <w:szCs w:val="22"/>
+        </w:rPr>
+        <w:t xml:space="preserve">CLÁUSULA 4ª – OBRIGAÇÕES DAS PARTES</w:t>
       </w:r>
     </w:p>
     <w:p>
       <w:pPr>
-        <w:spacing w:after="120" w:line="300"/>
+        <w:spacing w:after="80" w:line="276"/>
         <w:jc w:val="both"/>
       </w:pPr>
       <w:r>
@@ -2132,12 +1633,12 @@
         <w:rPr>
           <w:rFonts w:ascii="Calibri" w:cs="Calibri" w:eastAsia="Calibri" w:hAnsi="Calibri"/>
         </w:rPr>
-        <w:t xml:space="preserve">Disponibilizar a plataforma em funcionamento, envidando os melhores esforços para mantê-la disponível 24 (vinte e quatro) horas por dia, ressalvadas manutenções programadas, falhas de terceiros (provedores de internet, hospedagem, energia) e casos fortuitos ou de força maior;</w:t>
+        <w:t xml:space="preserve">A APPCHURCH se compromete a manter a plataforma disponível (ressalvadas manutenções e falhas de terceiros), prestar suporte por WhatsApp/e-mail em horário comercial, fazer backups periódicos e manter sigilo sobre os dados da IGREJA.</w:t>
       </w:r>
     </w:p>
     <w:p>
       <w:pPr>
-        <w:spacing w:after="120" w:line="300"/>
+        <w:spacing w:after="80" w:line="276"/>
         <w:jc w:val="both"/>
       </w:pPr>
       <w:r>
@@ -2152,12 +1653,12 @@
         <w:rPr>
           <w:rFonts w:ascii="Calibri" w:cs="Calibri" w:eastAsia="Calibri" w:hAnsi="Calibri"/>
         </w:rPr>
-        <w:t xml:space="preserve">Prestar suporte técnico à IGREJA pelos canais oficiais (WhatsApp e/ou e-mail), em dias úteis e horário comercial;</w:t>
+        <w:t xml:space="preserve">A IGREJA se compromete a pagar em dia, manter sob sigilo as senhas de acesso, inserir apenas dados obtidos de forma lícita e informar o número de células quando este for critério de preço.</w:t>
       </w:r>
     </w:p>
     <w:p>
       <w:pPr>
-        <w:spacing w:after="120" w:line="300"/>
+        <w:spacing w:after="80" w:line="276"/>
         <w:jc w:val="both"/>
       </w:pPr>
       <w:r>
@@ -2172,47 +1673,7 @@
         <w:rPr>
           <w:rFonts w:ascii="Calibri" w:cs="Calibri" w:eastAsia="Calibri" w:hAnsi="Calibri"/>
         </w:rPr>
-        <w:t xml:space="preserve">Realizar cópias de segurança (backup) periódicas dos dados armazenados na plataforma;</w:t>
-      </w:r>
-    </w:p>
-    <w:p>
-      <w:pPr>
-        <w:spacing w:after="120" w:line="300"/>
-        <w:jc w:val="both"/>
-      </w:pPr>
-      <w:r>
-        <w:rPr>
-          <w:rFonts w:ascii="Calibri" w:cs="Calibri" w:eastAsia="Calibri" w:hAnsi="Calibri"/>
-          <w:b/>
-          <w:bCs/>
-        </w:rPr>
-        <w:t xml:space="preserve">4.4. </w:t>
-      </w:r>
-      <w:r>
-        <w:rPr>
-          <w:rFonts w:ascii="Calibri" w:cs="Calibri" w:eastAsia="Calibri" w:hAnsi="Calibri"/>
-        </w:rPr>
-        <w:t xml:space="preserve">Manter sigilo sobre os dados e informações da IGREJA, utilizando-os exclusivamente para a execução deste contrato;</w:t>
-      </w:r>
-    </w:p>
-    <w:p>
-      <w:pPr>
-        <w:spacing w:after="120" w:line="300"/>
-        <w:jc w:val="both"/>
-      </w:pPr>
-      <w:r>
-        <w:rPr>
-          <w:rFonts w:ascii="Calibri" w:cs="Calibri" w:eastAsia="Calibri" w:hAnsi="Calibri"/>
-          <w:b/>
-          <w:bCs/>
-        </w:rPr>
-        <w:t xml:space="preserve">4.5. </w:t>
-      </w:r>
-      <w:r>
-        <w:rPr>
-          <w:rFonts w:ascii="Calibri" w:cs="Calibri" w:eastAsia="Calibri" w:hAnsi="Calibri"/>
-        </w:rPr>
-        <w:t xml:space="preserve">Comunicar com antecedência mínima de 30 (trinta) dias qualquer alteração de valores não prevista neste contrato.</w:t>
+        <w:t xml:space="preserve">Para fins da LGPD (Lei nº 13.709/2018), a IGREJA é controladora e a APPCHURCH operadora dos dados pessoais, que serão usados apenas para a execução deste contrato e, ao seu término, exportados à IGREJA mediante solicitação em até 30 dias.</w:t>
       </w:r>
     </w:p>
     <w:p>
@@ -2221,7 +1682,7 @@
         <w:pBdr>
           <w:bottom w:val="single" w:color="B8C4D2" w:sz="4" w:space="2"/>
         </w:pBdr>
-        <w:spacing w:after="120" w:before="280"/>
+        <w:spacing w:after="80" w:before="180"/>
       </w:pPr>
       <w:r>
         <w:rPr>
@@ -2229,15 +1690,15 @@
           <w:b/>
           <w:bCs/>
           <w:color w:val="041E3A"/>
-          <w:sz w:val="23"/>
-          <w:szCs w:val="23"/>
-        </w:rPr>
-        <w:t xml:space="preserve">CLÁUSULA 5ª – DAS OBRIGAÇÕES DA IGREJA</w:t>
+          <w:sz w:val="22"/>
+          <w:szCs w:val="22"/>
+        </w:rPr>
+        <w:t xml:space="preserve">CLÁUSULA 5ª – VIGÊNCIA E RESCISÃO</w:t>
       </w:r>
     </w:p>
     <w:p>
       <w:pPr>
-        <w:spacing w:after="120" w:line="300"/>
+        <w:spacing w:after="80" w:line="276"/>
         <w:jc w:val="both"/>
       </w:pPr>
       <w:r>
@@ -2252,87 +1713,7 @@
         <w:rPr>
           <w:rFonts w:ascii="Calibri" w:cs="Calibri" w:eastAsia="Calibri" w:hAnsi="Calibri"/>
         </w:rPr>
-        <w:t xml:space="preserve">Efetuar pontualmente os pagamentos na forma da Cláusula 2ª;</w:t>
-      </w:r>
-    </w:p>
-    <w:p>
-      <w:pPr>
-        <w:spacing w:after="120" w:line="300"/>
-        <w:jc w:val="both"/>
-      </w:pPr>
-      <w:r>
-        <w:rPr>
-          <w:rFonts w:ascii="Calibri" w:cs="Calibri" w:eastAsia="Calibri" w:hAnsi="Calibri"/>
-          <w:b/>
-          <w:bCs/>
-        </w:rPr>
-        <w:t xml:space="preserve">5.2. </w:t>
-      </w:r>
-      <w:r>
-        <w:rPr>
-          <w:rFonts w:ascii="Calibri" w:cs="Calibri" w:eastAsia="Calibri" w:hAnsi="Calibri"/>
-        </w:rPr>
-        <w:t xml:space="preserve">Manter sob sigilo os logins e senhas de acesso, responsabilizando-se pelo uso da plataforma por seus usuários;</w:t>
-      </w:r>
-    </w:p>
-    <w:p>
-      <w:pPr>
-        <w:spacing w:after="120" w:line="300"/>
-        <w:jc w:val="both"/>
-      </w:pPr>
-      <w:r>
-        <w:rPr>
-          <w:rFonts w:ascii="Calibri" w:cs="Calibri" w:eastAsia="Calibri" w:hAnsi="Calibri"/>
-          <w:b/>
-          <w:bCs/>
-        </w:rPr>
-        <w:t xml:space="preserve">5.3. </w:t>
-      </w:r>
-      <w:r>
-        <w:rPr>
-          <w:rFonts w:ascii="Calibri" w:cs="Calibri" w:eastAsia="Calibri" w:hAnsi="Calibri"/>
-        </w:rPr>
-        <w:t xml:space="preserve">Inserir na plataforma apenas dados obtidos de forma lícita, com base legal adequada nos termos da Lei nº 13.709/2018 (LGPD);</w:t>
-      </w:r>
-    </w:p>
-    <w:p>
-      <w:pPr>
-        <w:spacing w:after="120" w:line="300"/>
-        <w:jc w:val="both"/>
-      </w:pPr>
-      <w:r>
-        <w:rPr>
-          <w:rFonts w:ascii="Calibri" w:cs="Calibri" w:eastAsia="Calibri" w:hAnsi="Calibri"/>
-          <w:b/>
-          <w:bCs/>
-        </w:rPr>
-        <w:t xml:space="preserve">5.4. </w:t>
-      </w:r>
-      <w:r>
-        <w:rPr>
-          <w:rFonts w:ascii="Calibri" w:cs="Calibri" w:eastAsia="Calibri" w:hAnsi="Calibri"/>
-        </w:rPr>
-        <w:t xml:space="preserve">Não copiar, revender, sublicenciar, modificar ou realizar engenharia reversa do software;</w:t>
-      </w:r>
-    </w:p>
-    <w:p>
-      <w:pPr>
-        <w:spacing w:after="120" w:line="300"/>
-        <w:jc w:val="both"/>
-      </w:pPr>
-      <w:r>
-        <w:rPr>
-          <w:rFonts w:ascii="Calibri" w:cs="Calibri" w:eastAsia="Calibri" w:hAnsi="Calibri"/>
-          <w:b/>
-          <w:bCs/>
-        </w:rPr>
-        <w:t xml:space="preserve">5.5. </w:t>
-      </w:r>
-      <w:r>
-        <w:rPr>
-          <w:rFonts w:ascii="Calibri" w:cs="Calibri" w:eastAsia="Calibri" w:hAnsi="Calibri"/>
-        </w:rPr>
-        <w:t xml:space="preserve">Manter seus dados cadastrais atualizados junto à APPCHURCH, inclusive quanto ao número de células, quando for critério de precificação.</w:t>
+        <w:t xml:space="preserve">Este contrato vigora por prazo indeterminado e pode ser rescindido por qualquer das partes, sem multa, com aviso prévio de 30 (trinta) dias, sendo devidas as mensalidades até o fim do aviso.</w:t>
       </w:r>
     </w:p>
     <w:p>
@@ -2341,7 +1722,7 @@
         <w:pBdr>
           <w:bottom w:val="single" w:color="B8C4D2" w:sz="4" w:space="2"/>
         </w:pBdr>
-        <w:spacing w:after="120" w:before="280"/>
+        <w:spacing w:after="80" w:before="180"/>
       </w:pPr>
       <w:r>
         <w:rPr>
@@ -2349,15 +1730,15 @@
           <w:b/>
           <w:bCs/>
           <w:color w:val="041E3A"/>
-          <w:sz w:val="23"/>
-          <w:szCs w:val="23"/>
-        </w:rPr>
-        <w:t xml:space="preserve">CLÁUSULA 6ª – DA PROTEÇÃO DE DADOS (LGPD)</w:t>
+          <w:sz w:val="22"/>
+          <w:szCs w:val="22"/>
+        </w:rPr>
+        <w:t xml:space="preserve">CLÁUSULA 6ª – FORO</w:t>
       </w:r>
     </w:p>
     <w:p>
       <w:pPr>
-        <w:spacing w:after="120" w:line="300"/>
+        <w:spacing w:after="80" w:line="276"/>
         <w:jc w:val="both"/>
       </w:pPr>
       <w:r>
@@ -2372,13 +1753,28 @@
         <w:rPr>
           <w:rFonts w:ascii="Calibri" w:cs="Calibri" w:eastAsia="Calibri" w:hAnsi="Calibri"/>
         </w:rPr>
-        <w:t xml:space="preserve">Para os fins da Lei nº 13.709/2018, a IGREJA atua como controladora dos dados pessoais de seus membros, visitantes e líderes, e a APPCHURCH como operadora, tratando-os exclusivamente conforme as instruções da IGREJA e para a finalidade deste contrato.</w:t>
+        <w:t xml:space="preserve">Fica eleito o foro da Comarca de </w:t>
+      </w:r>
+      <w:r>
+        <w:rPr>
+          <w:rFonts w:ascii="Calibri" w:cs="Calibri" w:eastAsia="Calibri" w:hAnsi="Calibri"/>
+          <w:b/>
+          <w:bCs/>
+        </w:rPr>
+        <w:t xml:space="preserve">Sobral/CE</w:t>
+      </w:r>
+      <w:r>
+        <w:rPr>
+          <w:rFonts w:ascii="Calibri" w:cs="Calibri" w:eastAsia="Calibri" w:hAnsi="Calibri"/>
+        </w:rPr>
+        <w:t xml:space="preserve">. As partes aceitam a assinatura deste contrato por meio eletrônico.</w:t>
       </w:r>
     </w:p>
     <w:p>
       <w:pPr>
-        <w:spacing w:after="120" w:line="300"/>
-        <w:jc w:val="both"/>
+        <w:keepNext/>
+        <w:spacing w:before="200"/>
+        <w:jc w:val="right"/>
       </w:pPr>
       <w:r>
         <w:rPr>
@@ -2386,292 +1782,6 @@
           <w:b/>
           <w:bCs/>
         </w:rPr>
-        <w:t xml:space="preserve">6.2. </w:t>
-      </w:r>
-      <w:r>
-        <w:rPr>
-          <w:rFonts w:ascii="Calibri" w:cs="Calibri" w:eastAsia="Calibri" w:hAnsi="Calibri"/>
-        </w:rPr>
-        <w:t xml:space="preserve">A APPCHURCH adotará medidas técnicas e administrativas aptas a proteger os dados pessoais contra acessos não autorizados e situações acidentais ou ilícitas, comunicando à IGREJA, em prazo razoável, qualquer incidente de segurança relevante.</w:t>
-      </w:r>
-    </w:p>
-    <w:p>
-      <w:pPr>
-        <w:spacing w:after="120" w:line="300"/>
-        <w:jc w:val="both"/>
-      </w:pPr>
-      <w:r>
-        <w:rPr>
-          <w:rFonts w:ascii="Calibri" w:cs="Calibri" w:eastAsia="Calibri" w:hAnsi="Calibri"/>
-          <w:b/>
-          <w:bCs/>
-        </w:rPr>
-        <w:t xml:space="preserve">6.3. </w:t>
-      </w:r>
-      <w:r>
-        <w:rPr>
-          <w:rFonts w:ascii="Calibri" w:cs="Calibri" w:eastAsia="Calibri" w:hAnsi="Calibri"/>
-        </w:rPr>
-        <w:t xml:space="preserve">Encerrado o contrato, a APPCHURCH disponibilizará à IGREJA, mediante solicitação feita em até 30 (trinta) dias, a exportação de seus dados, podendo após esse prazo excluí-los definitivamente, ressalvadas as hipóteses legais de guarda.</w:t>
-      </w:r>
-    </w:p>
-    <w:p>
-      <w:pPr>
-        <w:keepNext/>
-        <w:pBdr>
-          <w:bottom w:val="single" w:color="B8C4D2" w:sz="4" w:space="2"/>
-        </w:pBdr>
-        <w:spacing w:after="120" w:before="280"/>
-      </w:pPr>
-      <w:r>
-        <w:rPr>
-          <w:rFonts w:ascii="Calibri" w:cs="Calibri" w:eastAsia="Calibri" w:hAnsi="Calibri"/>
-          <w:b/>
-          <w:bCs/>
-          <w:color w:val="041E3A"/>
-          <w:sz w:val="23"/>
-          <w:szCs w:val="23"/>
-        </w:rPr>
-        <w:t xml:space="preserve">CLÁUSULA 7ª – DA VIGÊNCIA E DA RESCISÃO</w:t>
-      </w:r>
-    </w:p>
-    <w:p>
-      <w:pPr>
-        <w:spacing w:after="120" w:line="300"/>
-        <w:jc w:val="both"/>
-      </w:pPr>
-      <w:r>
-        <w:rPr>
-          <w:rFonts w:ascii="Calibri" w:cs="Calibri" w:eastAsia="Calibri" w:hAnsi="Calibri"/>
-          <w:b/>
-          <w:bCs/>
-        </w:rPr>
-        <w:t xml:space="preserve">7.1. </w:t>
-      </w:r>
-      <w:r>
-        <w:rPr>
-          <w:rFonts w:ascii="Calibri" w:cs="Calibri" w:eastAsia="Calibri" w:hAnsi="Calibri"/>
-        </w:rPr>
-        <w:t xml:space="preserve">Este contrato vigora por prazo indeterminado a partir da data de início indicada na Cláusula 2ª.</w:t>
-      </w:r>
-    </w:p>
-    <w:p>
-      <w:pPr>
-        <w:spacing w:after="120" w:line="300"/>
-        <w:jc w:val="both"/>
-      </w:pPr>
-      <w:r>
-        <w:rPr>
-          <w:rFonts w:ascii="Calibri" w:cs="Calibri" w:eastAsia="Calibri" w:hAnsi="Calibri"/>
-          <w:b/>
-          <w:bCs/>
-        </w:rPr>
-        <w:t xml:space="preserve">7.2. </w:t>
-      </w:r>
-      <w:r>
-        <w:rPr>
-          <w:rFonts w:ascii="Calibri" w:cs="Calibri" w:eastAsia="Calibri" w:hAnsi="Calibri"/>
-        </w:rPr>
-        <w:t xml:space="preserve">Qualquer das partes poderá rescindi-lo, sem multa, mediante aviso prévio por escrito com antecedência mínima de 30 (trinta) dias, sendo devidas as mensalidades até o término do aviso.</w:t>
-      </w:r>
-    </w:p>
-    <w:p>
-      <w:pPr>
-        <w:spacing w:after="120" w:line="300"/>
-        <w:jc w:val="both"/>
-      </w:pPr>
-      <w:r>
-        <w:rPr>
-          <w:rFonts w:ascii="Calibri" w:cs="Calibri" w:eastAsia="Calibri" w:hAnsi="Calibri"/>
-          <w:b/>
-          <w:bCs/>
-        </w:rPr>
-        <w:t xml:space="preserve">7.3. </w:t>
-      </w:r>
-      <w:r>
-        <w:rPr>
-          <w:rFonts w:ascii="Calibri" w:cs="Calibri" w:eastAsia="Calibri" w:hAnsi="Calibri"/>
-        </w:rPr>
-        <w:t xml:space="preserve">O contrato poderá ser rescindido de imediato em caso de descumprimento de qualquer cláusula, não sanado em até 10 (dez) dias após notificação, ou de inadimplência superior a 60 (sessenta) dias.</w:t>
-      </w:r>
-    </w:p>
-    <w:p>
-      <w:pPr>
-        <w:keepNext/>
-        <w:pBdr>
-          <w:bottom w:val="single" w:color="B8C4D2" w:sz="4" w:space="2"/>
-        </w:pBdr>
-        <w:spacing w:after="120" w:before="280"/>
-      </w:pPr>
-      <w:r>
-        <w:rPr>
-          <w:rFonts w:ascii="Calibri" w:cs="Calibri" w:eastAsia="Calibri" w:hAnsi="Calibri"/>
-          <w:b/>
-          <w:bCs/>
-          <w:color w:val="041E3A"/>
-          <w:sz w:val="23"/>
-          <w:szCs w:val="23"/>
-        </w:rPr>
-        <w:t xml:space="preserve">CLÁUSULA 8ª – DAS DISPOSIÇÕES GERAIS</w:t>
-      </w:r>
-    </w:p>
-    <w:p>
-      <w:pPr>
-        <w:spacing w:after="120" w:line="300"/>
-        <w:jc w:val="both"/>
-      </w:pPr>
-      <w:r>
-        <w:rPr>
-          <w:rFonts w:ascii="Calibri" w:cs="Calibri" w:eastAsia="Calibri" w:hAnsi="Calibri"/>
-          <w:b/>
-          <w:bCs/>
-        </w:rPr>
-        <w:t xml:space="preserve">8.1. </w:t>
-      </w:r>
-      <w:r>
-        <w:rPr>
-          <w:rFonts w:ascii="Calibri" w:cs="Calibri" w:eastAsia="Calibri" w:hAnsi="Calibri"/>
-        </w:rPr>
-        <w:t xml:space="preserve">A responsabilidade total da APPCHURCH por eventuais danos decorrentes deste contrato fica limitada ao valor pago pela IGREJA nos 12 (doze) meses anteriores ao fato.</w:t>
-      </w:r>
-    </w:p>
-    <w:p>
-      <w:pPr>
-        <w:spacing w:after="120" w:line="300"/>
-        <w:jc w:val="both"/>
-      </w:pPr>
-      <w:r>
-        <w:rPr>
-          <w:rFonts w:ascii="Calibri" w:cs="Calibri" w:eastAsia="Calibri" w:hAnsi="Calibri"/>
-          <w:b/>
-          <w:bCs/>
-        </w:rPr>
-        <w:t xml:space="preserve">8.2. </w:t>
-      </w:r>
-      <w:r>
-        <w:rPr>
-          <w:rFonts w:ascii="Calibri" w:cs="Calibri" w:eastAsia="Calibri" w:hAnsi="Calibri"/>
-        </w:rPr>
-        <w:t xml:space="preserve">A tolerância de uma parte quanto ao descumprimento de qualquer obrigação pela outra não implicará novação ou renúncia de direitos.</w:t>
-      </w:r>
-    </w:p>
-    <w:p>
-      <w:pPr>
-        <w:spacing w:after="120" w:line="300"/>
-        <w:jc w:val="both"/>
-      </w:pPr>
-      <w:r>
-        <w:rPr>
-          <w:rFonts w:ascii="Calibri" w:cs="Calibri" w:eastAsia="Calibri" w:hAnsi="Calibri"/>
-          <w:b/>
-          <w:bCs/>
-        </w:rPr>
-        <w:t xml:space="preserve">8.3. </w:t>
-      </w:r>
-      <w:r>
-        <w:rPr>
-          <w:rFonts w:ascii="Calibri" w:cs="Calibri" w:eastAsia="Calibri" w:hAnsi="Calibri"/>
-        </w:rPr>
-        <w:t xml:space="preserve">As comunicações entre as partes serão válidas quando realizadas por escrito, inclusive por e-mail ou WhatsApp, nos contatos indicados neste instrumento.</w:t>
-      </w:r>
-    </w:p>
-    <w:p>
-      <w:pPr>
-        <w:spacing w:after="120" w:line="300"/>
-        <w:jc w:val="both"/>
-      </w:pPr>
-      <w:r>
-        <w:rPr>
-          <w:rFonts w:ascii="Calibri" w:cs="Calibri" w:eastAsia="Calibri" w:hAnsi="Calibri"/>
-          <w:b/>
-          <w:bCs/>
-        </w:rPr>
-        <w:t xml:space="preserve">8.4. </w:t>
-      </w:r>
-      <w:r>
-        <w:rPr>
-          <w:rFonts w:ascii="Calibri" w:cs="Calibri" w:eastAsia="Calibri" w:hAnsi="Calibri"/>
-        </w:rPr>
-        <w:t xml:space="preserve">As partes reconhecem a validade da assinatura deste contrato por meio eletrônico ou digital, nos termos da MP nº 2.200-2/2001 e da Lei nº 14.063/2020.</w:t>
-      </w:r>
-    </w:p>
-    <w:p>
-      <w:pPr>
-        <w:keepNext/>
-        <w:pBdr>
-          <w:bottom w:val="single" w:color="B8C4D2" w:sz="4" w:space="2"/>
-        </w:pBdr>
-        <w:spacing w:after="120" w:before="280"/>
-      </w:pPr>
-      <w:r>
-        <w:rPr>
-          <w:rFonts w:ascii="Calibri" w:cs="Calibri" w:eastAsia="Calibri" w:hAnsi="Calibri"/>
-          <w:b/>
-          <w:bCs/>
-          <w:color w:val="041E3A"/>
-          <w:sz w:val="23"/>
-          <w:szCs w:val="23"/>
-        </w:rPr>
-        <w:t xml:space="preserve">CLÁUSULA 9ª – DO FORO</w:t>
-      </w:r>
-    </w:p>
-    <w:p>
-      <w:pPr>
-        <w:spacing w:after="120" w:line="300"/>
-        <w:jc w:val="both"/>
-      </w:pPr>
-      <w:r>
-        <w:rPr>
-          <w:rFonts w:ascii="Calibri" w:cs="Calibri" w:eastAsia="Calibri" w:hAnsi="Calibri"/>
-          <w:b/>
-          <w:bCs/>
-        </w:rPr>
-        <w:t xml:space="preserve">9.1. </w:t>
-      </w:r>
-      <w:r>
-        <w:rPr>
-          <w:rFonts w:ascii="Calibri" w:cs="Calibri" w:eastAsia="Calibri" w:hAnsi="Calibri"/>
-        </w:rPr>
-        <w:t xml:space="preserve">Fica eleito o foro da Comarca de </w:t>
-      </w:r>
-      <w:r>
-        <w:rPr>
-          <w:rFonts w:ascii="Calibri" w:cs="Calibri" w:eastAsia="Calibri" w:hAnsi="Calibri"/>
-          <w:b/>
-          <w:bCs/>
-        </w:rPr>
-        <w:t xml:space="preserve">Sobral/CE</w:t>
-      </w:r>
-      <w:r>
-        <w:rPr>
-          <w:rFonts w:ascii="Calibri" w:cs="Calibri" w:eastAsia="Calibri" w:hAnsi="Calibri"/>
-        </w:rPr>
-        <w:t xml:space="preserve"> para dirimir quaisquer dúvidas oriundas deste contrato, com renúncia a qualquer outro, por mais privilegiado que seja.</w:t>
-      </w:r>
-    </w:p>
-    <w:p>
-      <w:pPr>
-        <w:spacing w:after="120" w:line="300"/>
-        <w:jc w:val="both"/>
-      </w:pPr>
-      <w:r>
-        <w:rPr>
-          <w:rFonts w:ascii="Calibri" w:cs="Calibri" w:eastAsia="Calibri" w:hAnsi="Calibri"/>
-        </w:rPr>
-        <w:t xml:space="preserve">E, por estarem assim justas e contratadas, as partes assinam o presente instrumento em 2 (duas) vias de igual teor e forma, na presença de 2 (duas) testemunhas.</w:t>
-      </w:r>
-    </w:p>
-    <w:p>
-      <w:pPr>
-        <w:spacing w:before="240"/>
-        <w:jc w:val="right"/>
-      </w:pPr>
-      <w:r>
-        <w:rPr>
-          <w:rFonts w:ascii="Calibri" w:cs="Calibri" w:eastAsia="Calibri" w:hAnsi="Calibri"/>
-          <w:b/>
-          <w:bCs/>
-        </w:rPr>
         <w:t xml:space="preserve">Sobral/CE</w:t>
       </w:r>
       <w:r>
@@ -2721,105 +1831,6 @@
           <w:rFonts w:ascii="Calibri" w:cs="Calibri" w:eastAsia="Calibri" w:hAnsi="Calibri"/>
         </w:rPr>
         <w:t xml:space="preserve">.</w:t>
-      </w:r>
-    </w:p>
-    <w:p>
-      <w:pPr>
-        <w:spacing w:before="600"/>
-      </w:pPr>
-    </w:p>
-    <w:p>
-      <w:pPr>
-        <w:jc w:val="center"/>
-      </w:pPr>
-      <w:r>
-        <w:rPr>
-          <w:rFonts w:ascii="Calibri" w:cs="Calibri" w:eastAsia="Calibri" w:hAnsi="Calibri"/>
-        </w:rPr>
-        <w:t xml:space="preserve">_____________________________________________</w:t>
-      </w:r>
-    </w:p>
-    <w:p>
-      <w:pPr>
-        <w:jc w:val="center"/>
-      </w:pPr>
-      <w:r>
-        <w:rPr>
-          <w:rFonts w:ascii="Calibri" w:cs="Calibri" w:eastAsia="Calibri" w:hAnsi="Calibri"/>
-          <w:highlight w:val="yellow"/>
-          <w:highlightCs w:val="yellow"/>
-        </w:rPr>
-        <w:t xml:space="preserve">[Nome / Razão social]</w:t>
-      </w:r>
-    </w:p>
-    <w:p>
-      <w:pPr>
-        <w:jc w:val="center"/>
-      </w:pPr>
-      <w:r>
-        <w:rPr>
-          <w:rFonts w:ascii="Calibri" w:cs="Calibri" w:eastAsia="Calibri" w:hAnsi="Calibri"/>
-          <w:color w:val="555555"/>
-          <w:sz w:val="20"/>
-          <w:szCs w:val="20"/>
-        </w:rPr>
-        <w:t xml:space="preserve">CONTRATADA – APPCHURCH</w:t>
-      </w:r>
-    </w:p>
-    <w:p>
-      <w:pPr>
-        <w:spacing w:before="600"/>
-      </w:pPr>
-    </w:p>
-    <w:p>
-      <w:pPr>
-        <w:jc w:val="center"/>
-      </w:pPr>
-      <w:r>
-        <w:rPr>
-          <w:rFonts w:ascii="Calibri" w:cs="Calibri" w:eastAsia="Calibri" w:hAnsi="Calibri"/>
-        </w:rPr>
-        <w:t xml:space="preserve">_____________________________________________</w:t>
-      </w:r>
-    </w:p>
-    <w:p>
-      <w:pPr>
-        <w:jc w:val="center"/>
-      </w:pPr>
-      <w:r>
-        <w:rPr>
-          <w:rFonts w:ascii="Calibri" w:cs="Calibri" w:eastAsia="Calibri" w:hAnsi="Calibri"/>
-          <w:b/>
-          <w:bCs/>
-        </w:rPr>
-        <w:t xml:space="preserve">Paz Church Sobral</w:t>
-      </w:r>
-    </w:p>
-    <w:p>
-      <w:pPr>
-        <w:jc w:val="center"/>
-      </w:pPr>
-      <w:r>
-        <w:rPr>
-          <w:rFonts w:ascii="Calibri" w:cs="Calibri" w:eastAsia="Calibri" w:hAnsi="Calibri"/>
-          <w:color w:val="555555"/>
-          <w:sz w:val="20"/>
-          <w:szCs w:val="20"/>
-        </w:rPr>
-        <w:t xml:space="preserve">CONTRATANTE – IGREJA</w:t>
-      </w:r>
-    </w:p>
-    <w:p>
-      <w:pPr>
-        <w:spacing w:after="0" w:before="480"/>
-      </w:pPr>
-      <w:r>
-        <w:rPr>
-          <w:rFonts w:ascii="Calibri" w:cs="Calibri" w:eastAsia="Calibri" w:hAnsi="Calibri"/>
-          <w:b/>
-          <w:bCs/>
-        </w:rPr>
-        <w:t xml:space="preserve">TESTEMUNHAS:</w:t>
       </w:r>
     </w:p>
     <w:tbl>
@@ -2839,6 +1850,9 @@
         <w:gridCol w:w="4819"/>
       </w:tblGrid>
       <w:tr>
+        <w:trPr>
+          <w:cantSplit/>
+        </w:trPr>
         <w:tc>
           <w:tcPr>
             <w:tcW w:type="dxa" w:w="4819"/>
@@ -2851,29 +1865,44 @@
           </w:tcPr>
           <w:p>
             <w:pPr>
-              <w:spacing w:before="500"/>
-            </w:pPr>
-            <w:r>
-              <w:rPr>
-                <w:rFonts w:ascii="Calibri" w:cs="Calibri" w:eastAsia="Calibri" w:hAnsi="Calibri"/>
-              </w:rPr>
-              <w:t xml:space="preserve">1. ______________________________</w:t>
-            </w:r>
-          </w:p>
-          <w:p>
-            <w:r>
-              <w:rPr>
-                <w:rFonts w:ascii="Calibri" w:cs="Calibri" w:eastAsia="Calibri" w:hAnsi="Calibri"/>
-              </w:rPr>
-              <w:t xml:space="preserve">Nome:</w:t>
-            </w:r>
-          </w:p>
-          <w:p>
-            <w:r>
-              <w:rPr>
-                <w:rFonts w:ascii="Calibri" w:cs="Calibri" w:eastAsia="Calibri" w:hAnsi="Calibri"/>
-              </w:rPr>
-              <w:t xml:space="preserve">CPF:</w:t>
+              <w:spacing w:before="560"/>
+              <w:jc w:val="center"/>
+            </w:pPr>
+            <w:r>
+              <w:rPr>
+                <w:rFonts w:ascii="Calibri" w:cs="Calibri" w:eastAsia="Calibri" w:hAnsi="Calibri"/>
+                <w:sz w:val="20"/>
+                <w:szCs w:val="20"/>
+              </w:rPr>
+              <w:t xml:space="preserve">______________________________</w:t>
+            </w:r>
+          </w:p>
+          <w:p>
+            <w:pPr>
+              <w:spacing/>
+              <w:jc w:val="center"/>
+            </w:pPr>
+            <w:r>
+              <w:rPr>
+                <w:rFonts w:ascii="Calibri" w:cs="Calibri" w:eastAsia="Calibri" w:hAnsi="Calibri"/>
+                <w:highlight w:val="yellow"/>
+                <w:highlightCs w:val="yellow"/>
+              </w:rPr>
+              <w:t xml:space="preserve">[Nome completo]</w:t>
+            </w:r>
+          </w:p>
+          <w:p>
+            <w:pPr>
+              <w:spacing/>
+              <w:jc w:val="center"/>
+            </w:pPr>
+            <w:r>
+              <w:rPr>
+                <w:rFonts w:ascii="Calibri" w:cs="Calibri" w:eastAsia="Calibri" w:hAnsi="Calibri"/>
+                <w:sz w:val="20"/>
+                <w:szCs w:val="20"/>
+              </w:rPr>
+              <w:t xml:space="preserve">APPCHURCH</w:t>
             </w:r>
           </w:p>
         </w:tc>
@@ -2889,29 +1918,144 @@
           </w:tcPr>
           <w:p>
             <w:pPr>
-              <w:spacing w:before="500"/>
-            </w:pPr>
-            <w:r>
-              <w:rPr>
-                <w:rFonts w:ascii="Calibri" w:cs="Calibri" w:eastAsia="Calibri" w:hAnsi="Calibri"/>
-              </w:rPr>
-              <w:t xml:space="preserve">2. ______________________________</w:t>
-            </w:r>
-          </w:p>
-          <w:p>
-            <w:r>
-              <w:rPr>
-                <w:rFonts w:ascii="Calibri" w:cs="Calibri" w:eastAsia="Calibri" w:hAnsi="Calibri"/>
-              </w:rPr>
-              <w:t xml:space="preserve">Nome:</w:t>
-            </w:r>
-          </w:p>
-          <w:p>
-            <w:r>
-              <w:rPr>
-                <w:rFonts w:ascii="Calibri" w:cs="Calibri" w:eastAsia="Calibri" w:hAnsi="Calibri"/>
-              </w:rPr>
-              <w:t xml:space="preserve">CPF:</w:t>
+              <w:spacing w:before="560"/>
+              <w:jc w:val="center"/>
+            </w:pPr>
+            <w:r>
+              <w:rPr>
+                <w:rFonts w:ascii="Calibri" w:cs="Calibri" w:eastAsia="Calibri" w:hAnsi="Calibri"/>
+                <w:sz w:val="20"/>
+                <w:szCs w:val="20"/>
+              </w:rPr>
+              <w:t xml:space="preserve">______________________________</w:t>
+            </w:r>
+          </w:p>
+          <w:p>
+            <w:pPr>
+              <w:spacing/>
+              <w:jc w:val="center"/>
+            </w:pPr>
+            <w:r>
+              <w:rPr>
+                <w:rFonts w:ascii="Calibri" w:cs="Calibri" w:eastAsia="Calibri" w:hAnsi="Calibri"/>
+                <w:b/>
+                <w:bCs/>
+              </w:rPr>
+              <w:t xml:space="preserve">Paz Church Sobral</w:t>
+            </w:r>
+          </w:p>
+          <w:p>
+            <w:pPr>
+              <w:spacing/>
+              <w:jc w:val="center"/>
+            </w:pPr>
+            <w:r>
+              <w:rPr>
+                <w:rFonts w:ascii="Calibri" w:cs="Calibri" w:eastAsia="Calibri" w:hAnsi="Calibri"/>
+                <w:sz w:val="20"/>
+                <w:szCs w:val="20"/>
+              </w:rPr>
+              <w:t xml:space="preserve">IGREJA</w:t>
+            </w:r>
+          </w:p>
+        </w:tc>
+      </w:tr>
+    </w:tbl>
+    <w:tbl>
+      <w:tblPr>
+        <w:tblW w:type="dxa" w:w="9638"/>
+        <w:tblBorders>
+          <w:top w:val="single" w:color="auto" w:sz="4"/>
+          <w:left w:val="single" w:color="auto" w:sz="4"/>
+          <w:bottom w:val="single" w:color="auto" w:sz="4"/>
+          <w:right w:val="single" w:color="auto" w:sz="4"/>
+          <w:insideH w:val="single" w:color="auto" w:sz="4"/>
+          <w:insideV w:val="single" w:color="auto" w:sz="4"/>
+        </w:tblBorders>
+      </w:tblPr>
+      <w:tblGrid>
+        <w:gridCol w:w="4819"/>
+        <w:gridCol w:w="4819"/>
+      </w:tblGrid>
+      <w:tr>
+        <w:trPr>
+          <w:cantSplit/>
+        </w:trPr>
+        <w:tc>
+          <w:tcPr>
+            <w:tcW w:type="dxa" w:w="4819"/>
+            <w:tcBorders>
+              <w:top w:val="none" w:color="FFFFFF" w:sz="0"/>
+              <w:left w:val="none" w:color="FFFFFF" w:sz="0"/>
+              <w:bottom w:val="none" w:color="FFFFFF" w:sz="0"/>
+              <w:right w:val="none" w:color="FFFFFF" w:sz="0"/>
+            </w:tcBorders>
+          </w:tcPr>
+          <w:p>
+            <w:pPr>
+              <w:spacing w:before="560"/>
+              <w:jc w:val="center"/>
+            </w:pPr>
+            <w:r>
+              <w:rPr>
+                <w:rFonts w:ascii="Calibri" w:cs="Calibri" w:eastAsia="Calibri" w:hAnsi="Calibri"/>
+                <w:sz w:val="20"/>
+                <w:szCs w:val="20"/>
+              </w:rPr>
+              <w:t xml:space="preserve">______________________________</w:t>
+            </w:r>
+          </w:p>
+          <w:p>
+            <w:pPr>
+              <w:spacing/>
+              <w:jc w:val="center"/>
+            </w:pPr>
+            <w:r>
+              <w:rPr>
+                <w:rFonts w:ascii="Calibri" w:cs="Calibri" w:eastAsia="Calibri" w:hAnsi="Calibri"/>
+                <w:sz w:val="20"/>
+                <w:szCs w:val="20"/>
+              </w:rPr>
+              <w:t xml:space="preserve">Testemunha 1 – Nome/CPF</w:t>
+            </w:r>
+          </w:p>
+        </w:tc>
+        <w:tc>
+          <w:tcPr>
+            <w:tcW w:type="dxa" w:w="4819"/>
+            <w:tcBorders>
+              <w:top w:val="none" w:color="FFFFFF" w:sz="0"/>
+              <w:left w:val="none" w:color="FFFFFF" w:sz="0"/>
+              <w:bottom w:val="none" w:color="FFFFFF" w:sz="0"/>
+              <w:right w:val="none" w:color="FFFFFF" w:sz="0"/>
+            </w:tcBorders>
+          </w:tcPr>
+          <w:p>
+            <w:pPr>
+              <w:spacing w:before="560"/>
+              <w:jc w:val="center"/>
+            </w:pPr>
+            <w:r>
+              <w:rPr>
+                <w:rFonts w:ascii="Calibri" w:cs="Calibri" w:eastAsia="Calibri" w:hAnsi="Calibri"/>
+                <w:sz w:val="20"/>
+                <w:szCs w:val="20"/>
+              </w:rPr>
+              <w:t xml:space="preserve">______________________________</w:t>
+            </w:r>
+          </w:p>
+          <w:p>
+            <w:pPr>
+              <w:spacing/>
+              <w:jc w:val="center"/>
+            </w:pPr>
+            <w:r>
+              <w:rPr>
+                <w:rFonts w:ascii="Calibri" w:cs="Calibri" w:eastAsia="Calibri" w:hAnsi="Calibri"/>
+                <w:sz w:val="20"/>
+                <w:szCs w:val="20"/>
+              </w:rPr>
+              <w:t xml:space="preserve">Testemunha 2 – Nome/CPF</w:t>
             </w:r>
           </w:p>
         </w:tc>
@@ -2921,7 +2065,7 @@
       <w:headerReference w:type="default" r:id="rId7"/>
       <w:footerReference w:type="default" r:id="rId8"/>
       <w:pgSz w:w="11906" w:h="16838" w:orient="portrait"/>
-      <w:pgMar w:top="1700" w:right="1134" w:bottom="1134" w:left="1134" w:header="500" w:footer="708" w:gutter="0"/>
+      <w:pgMar w:top="1600" w:right="1134" w:bottom="1000" w:left="1134" w:header="500" w:footer="708" w:gutter="0"/>
       <w:pgNumType/>
       <w:docGrid w:linePitch="360"/>
     </w:sectPr>
@@ -3017,15 +2161,6 @@
       <w:instrText xml:space="preserve">NUMPAGES</w:instrText>
       <w:fldChar w:fldCharType="separate"/>
       <w:fldChar w:fldCharType="end"/>
-    </w:r>
-    <w:r>
-      <w:rPr>
-        <w:rFonts w:ascii="Calibri" w:cs="Calibri" w:eastAsia="Calibri" w:hAnsi="Calibri"/>
-        <w:color w:val="777777"/>
-        <w:sz w:val="18"/>
-        <w:szCs w:val="18"/>
-      </w:rPr>
-      <w:t xml:space="preserve">   |   Rubricas: ________  ________</w:t>
     </w:r>
   </w:p>
 </w:ftr>
@@ -3218,26 +2353,8 @@
       </w:pPr>
     </w:lvl>
   </w:abstractNum>
-  <w:abstractNum w:abstractNumId="2" w15:restartNumberingAfterBreak="0">
-    <w:multiLevelType w:val="hybridMultilevel"/>
-    <w:lvl w:ilvl="0" w15:tentative="1">
-      <w:start w:val="1"/>
-      <w:numFmt w:val="bullet"/>
-      <w:lvlText w:val="•"/>
-      <w:lvlJc w:val="left"/>
-      <w:pPr>
-        <w:ind w:left="720" w:hanging="360"/>
-      </w:pPr>
-    </w:lvl>
-  </w:abstractNum>
   <w:num w:numId="1">
     <w:abstractNumId w:val="1"/>
-    <w:lvlOverride w:ilvl="0">
-      <w:startOverride w:val="1"/>
-    </w:lvlOverride>
-  </w:num>
-  <w:num w:numId="2">
-    <w:abstractNumId w:val="2"/>
     <w:lvlOverride w:ilvl="0">
       <w:startOverride w:val="1"/>
     </w:lvlOverride>
@@ -3251,8 +2368,8 @@
     <w:rPrDefault>
       <w:rPr>
         <w:rFonts w:ascii="Calibri" w:cs="Calibri" w:eastAsia="Calibri" w:hAnsi="Calibri"/>
-        <w:sz w:val="22"/>
-        <w:szCs w:val="22"/>
+        <w:sz w:val="21"/>
+        <w:szCs w:val="21"/>
       </w:rPr>
     </w:rPrDefault>
     <w:pPrDefault/>

--- a/docs/contratos/Contrato_AppChurch_Paz_Church_Sobral.docx
+++ b/docs/contratos/Contrato_AppChurch_Paz_Church_Sobral.docx
@@ -278,7 +278,7 @@
         <w:rPr>
           <w:rFonts w:ascii="Calibri" w:cs="Calibri" w:eastAsia="Calibri" w:hAnsi="Calibri"/>
         </w:rPr>
-        <w:t xml:space="preserve">, para gestão de membros, células, unidades, discipulado e relatórios da IGREJA, com suporte técnico e atualizações incluídos.</w:t>
+        <w:t xml:space="preserve"> (software como serviço), destinada à gestão eclesiástica da IGREJA, compreendendo: (a) cadastro e gestão de membros, visitantes e líderes; (b) gestão de células, unidades/congregações e discipulado; (c) relatórios e indicadores de crescimento; (d) notificações e comunicação com os membros; e (e) suporte técnico e atualizações.</w:t>
       </w:r>
     </w:p>
     <w:p>
@@ -298,7 +298,27 @@
         <w:rPr>
           <w:rFonts w:ascii="Calibri" w:cs="Calibri" w:eastAsia="Calibri" w:hAnsi="Calibri"/>
         </w:rPr>
-        <w:t xml:space="preserve">O software, a marca e demais elementos da plataforma permanecem de propriedade exclusiva da APPCHURCH, sendo vedado à IGREJA copiá-los, revendê-los ou sublicenciá-los.</w:t>
+        <w:t xml:space="preserve">A licença não transfere propriedade intelectual. O software, seu código, a marca e o layout permanecem de titularidade exclusiva da APPCHURCH.</w:t>
+      </w:r>
+    </w:p>
+    <w:p>
+      <w:pPr>
+        <w:spacing w:after="80" w:line="276"/>
+        <w:jc w:val="both"/>
+      </w:pPr>
+      <w:r>
+        <w:rPr>
+          <w:rFonts w:ascii="Calibri" w:cs="Calibri" w:eastAsia="Calibri" w:hAnsi="Calibri"/>
+          <w:b/>
+          <w:bCs/>
+        </w:rPr>
+        <w:t xml:space="preserve">1.3. </w:t>
+      </w:r>
+      <w:r>
+        <w:rPr>
+          <w:rFonts w:ascii="Calibri" w:cs="Calibri" w:eastAsia="Calibri" w:hAnsi="Calibri"/>
+        </w:rPr>
+        <w:t xml:space="preserve">A APPCHURCH poderá incluir ou aprimorar funcionalidades a qualquer tempo, sem prejuízo das funcionalidades essenciais contratadas.</w:t>
       </w:r>
     </w:p>
     <w:p>
@@ -660,7 +680,7 @@
         <w:rPr>
           <w:rFonts w:ascii="Calibri" w:cs="Calibri" w:eastAsia="Calibri" w:hAnsi="Calibri"/>
         </w:rPr>
-        <w:t xml:space="preserve">O valor será reajustado anualmente pelo IPCA/IBGE, salvo disposição diversa nas Condições Especiais.</w:t>
+        <w:t xml:space="preserve">O primeiro pagamento vence no primeiro vencimento após o início da vigência, e os demais nos meses subsequentes, enquanto vigorar este contrato.</w:t>
       </w:r>
     </w:p>
     <w:p>
@@ -680,7 +700,47 @@
         <w:rPr>
           <w:rFonts w:ascii="Calibri" w:cs="Calibri" w:eastAsia="Calibri" w:hAnsi="Calibri"/>
         </w:rPr>
-        <w:t xml:space="preserve">O atraso gera multa de 2% e juros de 1% ao mês. Após 15 (quinze) dias de atraso, o acesso poderá ser suspenso, mediante aviso, até a regularização, sem perda dos dados.</w:t>
+        <w:t xml:space="preserve">O valor será reajustado a cada 12 (doze) meses, contados do início da vigência, pela variação do IPCA/IBGE ou índice que o substitua, salvo disposição diversa nas Condições Especiais.</w:t>
+      </w:r>
+    </w:p>
+    <w:p>
+      <w:pPr>
+        <w:spacing w:after="80" w:line="276"/>
+        <w:jc w:val="both"/>
+      </w:pPr>
+      <w:r>
+        <w:rPr>
+          <w:rFonts w:ascii="Calibri" w:cs="Calibri" w:eastAsia="Calibri" w:hAnsi="Calibri"/>
+          <w:b/>
+          <w:bCs/>
+        </w:rPr>
+        <w:t xml:space="preserve">2.3. </w:t>
+      </w:r>
+      <w:r>
+        <w:rPr>
+          <w:rFonts w:ascii="Calibri" w:cs="Calibri" w:eastAsia="Calibri" w:hAnsi="Calibri"/>
+        </w:rPr>
+        <w:t xml:space="preserve">O atraso sujeita a IGREJA a multa de 2% (dois por cento) sobre o valor devido e juros de mora de 1% (um por cento) ao mês, pro rata die.</w:t>
+      </w:r>
+    </w:p>
+    <w:p>
+      <w:pPr>
+        <w:spacing w:after="80" w:line="276"/>
+        <w:jc w:val="both"/>
+      </w:pPr>
+      <w:r>
+        <w:rPr>
+          <w:rFonts w:ascii="Calibri" w:cs="Calibri" w:eastAsia="Calibri" w:hAnsi="Calibri"/>
+          <w:b/>
+          <w:bCs/>
+        </w:rPr>
+        <w:t xml:space="preserve">2.4. </w:t>
+      </w:r>
+      <w:r>
+        <w:rPr>
+          <w:rFonts w:ascii="Calibri" w:cs="Calibri" w:eastAsia="Calibri" w:hAnsi="Calibri"/>
+        </w:rPr>
+        <w:t xml:space="preserve">Após 15 (quinze) dias de atraso, a APPCHURCH poderá, mediante aviso por e-mail ou WhatsApp, suspender o acesso à plataforma até a regularização, sem perda dos dados da IGREJA.</w:t>
       </w:r>
     </w:p>
     <w:p>
@@ -863,7 +923,47 @@
               <w:rPr>
                 <w:rFonts w:ascii="Calibri" w:cs="Calibri" w:eastAsia="Calibri" w:hAnsi="Calibri"/>
               </w:rPr>
-              <w:t xml:space="preserve">, mediante aviso prévio de 30 (trinta) dias.</w:t>
+              <w:t xml:space="preserve">, mediante aviso prévio de 30 (trinta) dias, sem alterar o valor das demais.</w:t>
+            </w:r>
+          </w:p>
+          <w:p>
+            <w:pPr>
+              <w:spacing w:after="80" w:line="270"/>
+              <w:jc w:val="both"/>
+            </w:pPr>
+            <w:r>
+              <w:rPr>
+                <w:rFonts w:ascii="Calibri" w:cs="Calibri" w:eastAsia="Calibri" w:hAnsi="Calibri"/>
+                <w:b/>
+                <w:bCs/>
+              </w:rPr>
+              <w:t xml:space="preserve">3.4. </w:t>
+            </w:r>
+            <w:r>
+              <w:rPr>
+                <w:rFonts w:ascii="Calibri" w:cs="Calibri" w:eastAsia="Calibri" w:hAnsi="Calibri"/>
+              </w:rPr>
+              <w:t xml:space="preserve">A Paz Church Sobral é responsável pelo pagamento do valor total, salvo se ajustado por escrito que cada igreja da cobertura pagará diretamente à APPCHURCH.</w:t>
+            </w:r>
+          </w:p>
+          <w:p>
+            <w:pPr>
+              <w:spacing w:after="80" w:line="270"/>
+              <w:jc w:val="both"/>
+            </w:pPr>
+            <w:r>
+              <w:rPr>
+                <w:rFonts w:ascii="Calibri" w:cs="Calibri" w:eastAsia="Calibri" w:hAnsi="Calibri"/>
+                <w:b/>
+                <w:bCs/>
+              </w:rPr>
+              <w:t xml:space="preserve">3.5. </w:t>
+            </w:r>
+            <w:r>
+              <w:rPr>
+                <w:rFonts w:ascii="Calibri" w:cs="Calibri" w:eastAsia="Calibri" w:hAnsi="Calibri"/>
+              </w:rPr>
+              <w:t xml:space="preserve">Novas igrejas da cobertura poderão ser incluídas por aditivo ou troca de e-mails, nas mesmas condições desta cláusula.</w:t>
             </w:r>
           </w:p>
         </w:tc>
@@ -1613,7 +1713,7 @@
           <w:sz w:val="22"/>
           <w:szCs w:val="22"/>
         </w:rPr>
-        <w:t xml:space="preserve">CLÁUSULA 4ª – OBRIGAÇÕES DAS PARTES</w:t>
+        <w:t xml:space="preserve">CLÁUSULA 4ª – OBRIGAÇÕES DA APPCHURCH</w:t>
       </w:r>
     </w:p>
     <w:p>
@@ -1633,7 +1733,7 @@
         <w:rPr>
           <w:rFonts w:ascii="Calibri" w:cs="Calibri" w:eastAsia="Calibri" w:hAnsi="Calibri"/>
         </w:rPr>
-        <w:t xml:space="preserve">A APPCHURCH se compromete a manter a plataforma disponível (ressalvadas manutenções e falhas de terceiros), prestar suporte por WhatsApp/e-mail em horário comercial, fazer backups periódicos e manter sigilo sobre os dados da IGREJA.</w:t>
+        <w:t xml:space="preserve">Manter a plataforma disponível 24 (vinte e quatro) horas por dia, ressalvadas manutenções programadas, falhas de terceiros (internet, hospedagem, energia) e casos fortuitos ou de força maior.</w:t>
       </w:r>
     </w:p>
     <w:p>
@@ -1653,7 +1753,7 @@
         <w:rPr>
           <w:rFonts w:ascii="Calibri" w:cs="Calibri" w:eastAsia="Calibri" w:hAnsi="Calibri"/>
         </w:rPr>
-        <w:t xml:space="preserve">A IGREJA se compromete a pagar em dia, manter sob sigilo as senhas de acesso, inserir apenas dados obtidos de forma lícita e informar o número de células quando este for critério de preço.</w:t>
+        <w:t xml:space="preserve">Prestar suporte técnico por WhatsApp e/ou e-mail, em dias úteis e horário comercial, e realizar backups periódicos dos dados.</w:t>
       </w:r>
     </w:p>
     <w:p>
@@ -1673,7 +1773,7 @@
         <w:rPr>
           <w:rFonts w:ascii="Calibri" w:cs="Calibri" w:eastAsia="Calibri" w:hAnsi="Calibri"/>
         </w:rPr>
-        <w:t xml:space="preserve">Para fins da LGPD (Lei nº 13.709/2018), a IGREJA é controladora e a APPCHURCH operadora dos dados pessoais, que serão usados apenas para a execução deste contrato e, ao seu término, exportados à IGREJA mediante solicitação em até 30 dias.</w:t>
+        <w:t xml:space="preserve">Manter sigilo sobre os dados da IGREJA e comunicar com 30 (trinta) dias de antecedência qualquer alteração de valores não prevista neste contrato.</w:t>
       </w:r>
     </w:p>
     <w:p>
@@ -1693,7 +1793,7 @@
           <w:sz w:val="22"/>
           <w:szCs w:val="22"/>
         </w:rPr>
-        <w:t xml:space="preserve">CLÁUSULA 5ª – VIGÊNCIA E RESCISÃO</w:t>
+        <w:t xml:space="preserve">CLÁUSULA 5ª – OBRIGAÇÕES DA IGREJA</w:t>
       </w:r>
     </w:p>
     <w:p>
@@ -1713,7 +1813,47 @@
         <w:rPr>
           <w:rFonts w:ascii="Calibri" w:cs="Calibri" w:eastAsia="Calibri" w:hAnsi="Calibri"/>
         </w:rPr>
-        <w:t xml:space="preserve">Este contrato vigora por prazo indeterminado e pode ser rescindido por qualquer das partes, sem multa, com aviso prévio de 30 (trinta) dias, sendo devidas as mensalidades até o fim do aviso.</w:t>
+        <w:t xml:space="preserve">Efetuar pontualmente os pagamentos e manter seus dados cadastrais atualizados, inclusive o número de células, quando for critério de preço.</w:t>
+      </w:r>
+    </w:p>
+    <w:p>
+      <w:pPr>
+        <w:spacing w:after="80" w:line="276"/>
+        <w:jc w:val="both"/>
+      </w:pPr>
+      <w:r>
+        <w:rPr>
+          <w:rFonts w:ascii="Calibri" w:cs="Calibri" w:eastAsia="Calibri" w:hAnsi="Calibri"/>
+          <w:b/>
+          <w:bCs/>
+        </w:rPr>
+        <w:t xml:space="preserve">5.2. </w:t>
+      </w:r>
+      <w:r>
+        <w:rPr>
+          <w:rFonts w:ascii="Calibri" w:cs="Calibri" w:eastAsia="Calibri" w:hAnsi="Calibri"/>
+        </w:rPr>
+        <w:t xml:space="preserve">Manter sob sigilo logins e senhas, respondendo pelo uso da plataforma por seus usuários.</w:t>
+      </w:r>
+    </w:p>
+    <w:p>
+      <w:pPr>
+        <w:spacing w:after="80" w:line="276"/>
+        <w:jc w:val="both"/>
+      </w:pPr>
+      <w:r>
+        <w:rPr>
+          <w:rFonts w:ascii="Calibri" w:cs="Calibri" w:eastAsia="Calibri" w:hAnsi="Calibri"/>
+          <w:b/>
+          <w:bCs/>
+        </w:rPr>
+        <w:t xml:space="preserve">5.3. </w:t>
+      </w:r>
+      <w:r>
+        <w:rPr>
+          <w:rFonts w:ascii="Calibri" w:cs="Calibri" w:eastAsia="Calibri" w:hAnsi="Calibri"/>
+        </w:rPr>
+        <w:t xml:space="preserve">Não copiar, revender, sublicenciar, modificar ou realizar engenharia reversa do software.</w:t>
       </w:r>
     </w:p>
     <w:p>
@@ -1733,7 +1873,7 @@
           <w:sz w:val="22"/>
           <w:szCs w:val="22"/>
         </w:rPr>
-        <w:t xml:space="preserve">CLÁUSULA 6ª – FORO</w:t>
+        <w:t xml:space="preserve">CLÁUSULA 6ª – PROTEÇÃO DE DADOS (LGPD)</w:t>
       </w:r>
     </w:p>
     <w:p>
@@ -1753,6 +1893,226 @@
         <w:rPr>
           <w:rFonts w:ascii="Calibri" w:cs="Calibri" w:eastAsia="Calibri" w:hAnsi="Calibri"/>
         </w:rPr>
+        <w:t xml:space="preserve">Nos termos da Lei nº 13.709/2018, a IGREJA é controladora e a APPCHURCH operadora dos dados pessoais de membros, visitantes e líderes, tratando-os apenas para a execução deste contrato e conforme as instruções da IGREJA, que se responsabiliza pela licitude da coleta.</w:t>
+      </w:r>
+    </w:p>
+    <w:p>
+      <w:pPr>
+        <w:spacing w:after="80" w:line="276"/>
+        <w:jc w:val="both"/>
+      </w:pPr>
+      <w:r>
+        <w:rPr>
+          <w:rFonts w:ascii="Calibri" w:cs="Calibri" w:eastAsia="Calibri" w:hAnsi="Calibri"/>
+          <w:b/>
+          <w:bCs/>
+        </w:rPr>
+        <w:t xml:space="preserve">6.2. </w:t>
+      </w:r>
+      <w:r>
+        <w:rPr>
+          <w:rFonts w:ascii="Calibri" w:cs="Calibri" w:eastAsia="Calibri" w:hAnsi="Calibri"/>
+        </w:rPr>
+        <w:t xml:space="preserve">A APPCHURCH adotará medidas de segurança adequadas e comunicará à IGREJA qualquer incidente de segurança relevante.</w:t>
+      </w:r>
+    </w:p>
+    <w:p>
+      <w:pPr>
+        <w:spacing w:after="80" w:line="276"/>
+        <w:jc w:val="both"/>
+      </w:pPr>
+      <w:r>
+        <w:rPr>
+          <w:rFonts w:ascii="Calibri" w:cs="Calibri" w:eastAsia="Calibri" w:hAnsi="Calibri"/>
+          <w:b/>
+          <w:bCs/>
+        </w:rPr>
+        <w:t xml:space="preserve">6.3. </w:t>
+      </w:r>
+      <w:r>
+        <w:rPr>
+          <w:rFonts w:ascii="Calibri" w:cs="Calibri" w:eastAsia="Calibri" w:hAnsi="Calibri"/>
+        </w:rPr>
+        <w:t xml:space="preserve">Encerrado o contrato, a IGREJA poderá solicitar a exportação de seus dados em até 30 (trinta) dias; após esse prazo, os dados poderão ser excluídos definitivamente.</w:t>
+      </w:r>
+    </w:p>
+    <w:p>
+      <w:pPr>
+        <w:keepNext/>
+        <w:pBdr>
+          <w:bottom w:val="single" w:color="B8C4D2" w:sz="4" w:space="2"/>
+        </w:pBdr>
+        <w:spacing w:after="80" w:before="180"/>
+      </w:pPr>
+      <w:r>
+        <w:rPr>
+          <w:rFonts w:ascii="Calibri" w:cs="Calibri" w:eastAsia="Calibri" w:hAnsi="Calibri"/>
+          <w:b/>
+          <w:bCs/>
+          <w:color w:val="041E3A"/>
+          <w:sz w:val="22"/>
+          <w:szCs w:val="22"/>
+        </w:rPr>
+        <w:t xml:space="preserve">CLÁUSULA 7ª – VIGÊNCIA E RESCISÃO</w:t>
+      </w:r>
+    </w:p>
+    <w:p>
+      <w:pPr>
+        <w:spacing w:after="80" w:line="276"/>
+        <w:jc w:val="both"/>
+      </w:pPr>
+      <w:r>
+        <w:rPr>
+          <w:rFonts w:ascii="Calibri" w:cs="Calibri" w:eastAsia="Calibri" w:hAnsi="Calibri"/>
+          <w:b/>
+          <w:bCs/>
+        </w:rPr>
+        <w:t xml:space="preserve">7.1. </w:t>
+      </w:r>
+      <w:r>
+        <w:rPr>
+          <w:rFonts w:ascii="Calibri" w:cs="Calibri" w:eastAsia="Calibri" w:hAnsi="Calibri"/>
+        </w:rPr>
+        <w:t xml:space="preserve">Este contrato vigora por prazo indeterminado a partir do início da vigência.</w:t>
+      </w:r>
+    </w:p>
+    <w:p>
+      <w:pPr>
+        <w:spacing w:after="80" w:line="276"/>
+        <w:jc w:val="both"/>
+      </w:pPr>
+      <w:r>
+        <w:rPr>
+          <w:rFonts w:ascii="Calibri" w:cs="Calibri" w:eastAsia="Calibri" w:hAnsi="Calibri"/>
+          <w:b/>
+          <w:bCs/>
+        </w:rPr>
+        <w:t xml:space="preserve">7.2. </w:t>
+      </w:r>
+      <w:r>
+        <w:rPr>
+          <w:rFonts w:ascii="Calibri" w:cs="Calibri" w:eastAsia="Calibri" w:hAnsi="Calibri"/>
+        </w:rPr>
+        <w:t xml:space="preserve">Qualquer das partes poderá rescindi-lo, sem multa, com aviso prévio por escrito de 30 (trinta) dias, sendo devidas as mensalidades até o fim do aviso.</w:t>
+      </w:r>
+    </w:p>
+    <w:p>
+      <w:pPr>
+        <w:spacing w:after="80" w:line="276"/>
+        <w:jc w:val="both"/>
+      </w:pPr>
+      <w:r>
+        <w:rPr>
+          <w:rFonts w:ascii="Calibri" w:cs="Calibri" w:eastAsia="Calibri" w:hAnsi="Calibri"/>
+          <w:b/>
+          <w:bCs/>
+        </w:rPr>
+        <w:t xml:space="preserve">7.3. </w:t>
+      </w:r>
+      <w:r>
+        <w:rPr>
+          <w:rFonts w:ascii="Calibri" w:cs="Calibri" w:eastAsia="Calibri" w:hAnsi="Calibri"/>
+        </w:rPr>
+        <w:t xml:space="preserve">O contrato poderá ser rescindido de imediato em caso de descumprimento de cláusula não sanado em 10 (dez) dias após notificação, ou de inadimplência superior a 60 (sessenta) dias.</w:t>
+      </w:r>
+    </w:p>
+    <w:p>
+      <w:pPr>
+        <w:keepNext/>
+        <w:pBdr>
+          <w:bottom w:val="single" w:color="B8C4D2" w:sz="4" w:space="2"/>
+        </w:pBdr>
+        <w:spacing w:after="80" w:before="180"/>
+      </w:pPr>
+      <w:r>
+        <w:rPr>
+          <w:rFonts w:ascii="Calibri" w:cs="Calibri" w:eastAsia="Calibri" w:hAnsi="Calibri"/>
+          <w:b/>
+          <w:bCs/>
+          <w:color w:val="041E3A"/>
+          <w:sz w:val="22"/>
+          <w:szCs w:val="22"/>
+        </w:rPr>
+        <w:t xml:space="preserve">CLÁUSULA 8ª – DISPOSIÇÕES GERAIS E FORO</w:t>
+      </w:r>
+    </w:p>
+    <w:p>
+      <w:pPr>
+        <w:spacing w:after="80" w:line="276"/>
+        <w:jc w:val="both"/>
+      </w:pPr>
+      <w:r>
+        <w:rPr>
+          <w:rFonts w:ascii="Calibri" w:cs="Calibri" w:eastAsia="Calibri" w:hAnsi="Calibri"/>
+          <w:b/>
+          <w:bCs/>
+        </w:rPr>
+        <w:t xml:space="preserve">8.1. </w:t>
+      </w:r>
+      <w:r>
+        <w:rPr>
+          <w:rFonts w:ascii="Calibri" w:cs="Calibri" w:eastAsia="Calibri" w:hAnsi="Calibri"/>
+        </w:rPr>
+        <w:t xml:space="preserve">A responsabilidade da APPCHURCH por eventuais danos fica limitada ao valor pago pela IGREJA nos 12 (doze) meses anteriores ao fato.</w:t>
+      </w:r>
+    </w:p>
+    <w:p>
+      <w:pPr>
+        <w:spacing w:after="80" w:line="276"/>
+        <w:jc w:val="both"/>
+      </w:pPr>
+      <w:r>
+        <w:rPr>
+          <w:rFonts w:ascii="Calibri" w:cs="Calibri" w:eastAsia="Calibri" w:hAnsi="Calibri"/>
+          <w:b/>
+          <w:bCs/>
+        </w:rPr>
+        <w:t xml:space="preserve">8.2. </w:t>
+      </w:r>
+      <w:r>
+        <w:rPr>
+          <w:rFonts w:ascii="Calibri" w:cs="Calibri" w:eastAsia="Calibri" w:hAnsi="Calibri"/>
+        </w:rPr>
+        <w:t xml:space="preserve">A tolerância quanto ao descumprimento de qualquer obrigação não implica renúncia de direitos. As comunicações por e-mail ou WhatsApp, nos contatos deste contrato, são válidas.</w:t>
+      </w:r>
+    </w:p>
+    <w:p>
+      <w:pPr>
+        <w:spacing w:after="80" w:line="276"/>
+        <w:jc w:val="both"/>
+      </w:pPr>
+      <w:r>
+        <w:rPr>
+          <w:rFonts w:ascii="Calibri" w:cs="Calibri" w:eastAsia="Calibri" w:hAnsi="Calibri"/>
+          <w:b/>
+          <w:bCs/>
+        </w:rPr>
+        <w:t xml:space="preserve">8.3. </w:t>
+      </w:r>
+      <w:r>
+        <w:rPr>
+          <w:rFonts w:ascii="Calibri" w:cs="Calibri" w:eastAsia="Calibri" w:hAnsi="Calibri"/>
+        </w:rPr>
+        <w:t xml:space="preserve">As partes reconhecem a validade da assinatura eletrônica deste contrato (Lei nº 14.063/2020).</w:t>
+      </w:r>
+    </w:p>
+    <w:p>
+      <w:pPr>
+        <w:spacing w:after="80" w:line="276"/>
+        <w:jc w:val="both"/>
+      </w:pPr>
+      <w:r>
+        <w:rPr>
+          <w:rFonts w:ascii="Calibri" w:cs="Calibri" w:eastAsia="Calibri" w:hAnsi="Calibri"/>
+          <w:b/>
+          <w:bCs/>
+        </w:rPr>
+        <w:t xml:space="preserve">8.4. </w:t>
+      </w:r>
+      <w:r>
+        <w:rPr>
+          <w:rFonts w:ascii="Calibri" w:cs="Calibri" w:eastAsia="Calibri" w:hAnsi="Calibri"/>
+        </w:rPr>
         <w:t xml:space="preserve">Fica eleito o foro da Comarca de </w:t>
       </w:r>
       <w:r>
@@ -1767,7 +2127,7 @@
         <w:rPr>
           <w:rFonts w:ascii="Calibri" w:cs="Calibri" w:eastAsia="Calibri" w:hAnsi="Calibri"/>
         </w:rPr>
-        <w:t xml:space="preserve">. As partes aceitam a assinatura deste contrato por meio eletrônico.</w:t>
+        <w:t xml:space="preserve"> para dirimir quaisquer questões oriundas deste contrato.</w:t>
       </w:r>
     </w:p>
     <w:p>

--- a/docs/contratos/Contrato_AppChurch_Paz_Church_Sobral.docx
+++ b/docs/contratos/Contrato_AppChurch_Paz_Church_Sobral.docx
@@ -278,7 +278,7 @@
         <w:rPr>
           <w:rFonts w:ascii="Calibri" w:cs="Calibri" w:eastAsia="Calibri" w:hAnsi="Calibri"/>
         </w:rPr>
-        <w:t xml:space="preserve"> (software como serviço), destinada à gestão eclesiástica da IGREJA, compreendendo: (a) cadastro e gestão de membros, visitantes e líderes; (b) gestão de células, unidades/congregações e discipulado; (c) relatórios e indicadores de crescimento; (d) notificações e comunicação com os membros; e (e) suporte técnico e atualizações.</w:t>
+        <w:t xml:space="preserve">, para gestão de membros, células, unidades, discipulado e relatórios da IGREJA, com suporte técnico e atualizações incluídos.</w:t>
       </w:r>
     </w:p>
     <w:p>
@@ -298,27 +298,7 @@
         <w:rPr>
           <w:rFonts w:ascii="Calibri" w:cs="Calibri" w:eastAsia="Calibri" w:hAnsi="Calibri"/>
         </w:rPr>
-        <w:t xml:space="preserve">A licença não transfere propriedade intelectual. O software, seu código, a marca e o layout permanecem de titularidade exclusiva da APPCHURCH.</w:t>
-      </w:r>
-    </w:p>
-    <w:p>
-      <w:pPr>
-        <w:spacing w:after="80" w:line="276"/>
-        <w:jc w:val="both"/>
-      </w:pPr>
-      <w:r>
-        <w:rPr>
-          <w:rFonts w:ascii="Calibri" w:cs="Calibri" w:eastAsia="Calibri" w:hAnsi="Calibri"/>
-          <w:b/>
-          <w:bCs/>
-        </w:rPr>
-        <w:t xml:space="preserve">1.3. </w:t>
-      </w:r>
-      <w:r>
-        <w:rPr>
-          <w:rFonts w:ascii="Calibri" w:cs="Calibri" w:eastAsia="Calibri" w:hAnsi="Calibri"/>
-        </w:rPr>
-        <w:t xml:space="preserve">A APPCHURCH poderá incluir ou aprimorar funcionalidades a qualquer tempo, sem prejuízo das funcionalidades essenciais contratadas.</w:t>
+        <w:t xml:space="preserve">O software, a marca e demais elementos da plataforma permanecem de propriedade exclusiva da APPCHURCH, sendo vedado à IGREJA copiá-los, revendê-los ou sublicenciá-los.</w:t>
       </w:r>
     </w:p>
     <w:p>
@@ -680,7 +660,7 @@
         <w:rPr>
           <w:rFonts w:ascii="Calibri" w:cs="Calibri" w:eastAsia="Calibri" w:hAnsi="Calibri"/>
         </w:rPr>
-        <w:t xml:space="preserve">O primeiro pagamento vence no primeiro vencimento após o início da vigência, e os demais nos meses subsequentes, enquanto vigorar este contrato.</w:t>
+        <w:t xml:space="preserve">O valor será reajustado anualmente pelo IPCA/IBGE, salvo disposição diversa nas Condições Especiais.</w:t>
       </w:r>
     </w:p>
     <w:p>
@@ -700,47 +680,7 @@
         <w:rPr>
           <w:rFonts w:ascii="Calibri" w:cs="Calibri" w:eastAsia="Calibri" w:hAnsi="Calibri"/>
         </w:rPr>
-        <w:t xml:space="preserve">O valor será reajustado a cada 12 (doze) meses, contados do início da vigência, pela variação do IPCA/IBGE ou índice que o substitua, salvo disposição diversa nas Condições Especiais.</w:t>
-      </w:r>
-    </w:p>
-    <w:p>
-      <w:pPr>
-        <w:spacing w:after="80" w:line="276"/>
-        <w:jc w:val="both"/>
-      </w:pPr>
-      <w:r>
-        <w:rPr>
-          <w:rFonts w:ascii="Calibri" w:cs="Calibri" w:eastAsia="Calibri" w:hAnsi="Calibri"/>
-          <w:b/>
-          <w:bCs/>
-        </w:rPr>
-        <w:t xml:space="preserve">2.3. </w:t>
-      </w:r>
-      <w:r>
-        <w:rPr>
-          <w:rFonts w:ascii="Calibri" w:cs="Calibri" w:eastAsia="Calibri" w:hAnsi="Calibri"/>
-        </w:rPr>
-        <w:t xml:space="preserve">O atraso sujeita a IGREJA a multa de 2% (dois por cento) sobre o valor devido e juros de mora de 1% (um por cento) ao mês, pro rata die.</w:t>
-      </w:r>
-    </w:p>
-    <w:p>
-      <w:pPr>
-        <w:spacing w:after="80" w:line="276"/>
-        <w:jc w:val="both"/>
-      </w:pPr>
-      <w:r>
-        <w:rPr>
-          <w:rFonts w:ascii="Calibri" w:cs="Calibri" w:eastAsia="Calibri" w:hAnsi="Calibri"/>
-          <w:b/>
-          <w:bCs/>
-        </w:rPr>
-        <w:t xml:space="preserve">2.4. </w:t>
-      </w:r>
-      <w:r>
-        <w:rPr>
-          <w:rFonts w:ascii="Calibri" w:cs="Calibri" w:eastAsia="Calibri" w:hAnsi="Calibri"/>
-        </w:rPr>
-        <w:t xml:space="preserve">Após 15 (quinze) dias de atraso, a APPCHURCH poderá, mediante aviso por e-mail ou WhatsApp, suspender o acesso à plataforma até a regularização, sem perda dos dados da IGREJA.</w:t>
+        <w:t xml:space="preserve">O atraso gera multa de 2% e juros de 1% ao mês. Após 15 (quinze) dias de atraso, o acesso poderá ser suspenso, mediante aviso, até a regularização, sem perda dos dados.</w:t>
       </w:r>
     </w:p>
     <w:p>
@@ -923,47 +863,7 @@
               <w:rPr>
                 <w:rFonts w:ascii="Calibri" w:cs="Calibri" w:eastAsia="Calibri" w:hAnsi="Calibri"/>
               </w:rPr>
-              <w:t xml:space="preserve">, mediante aviso prévio de 30 (trinta) dias, sem alterar o valor das demais.</w:t>
-            </w:r>
-          </w:p>
-          <w:p>
-            <w:pPr>
-              <w:spacing w:after="80" w:line="270"/>
-              <w:jc w:val="both"/>
-            </w:pPr>
-            <w:r>
-              <w:rPr>
-                <w:rFonts w:ascii="Calibri" w:cs="Calibri" w:eastAsia="Calibri" w:hAnsi="Calibri"/>
-                <w:b/>
-                <w:bCs/>
-              </w:rPr>
-              <w:t xml:space="preserve">3.4. </w:t>
-            </w:r>
-            <w:r>
-              <w:rPr>
-                <w:rFonts w:ascii="Calibri" w:cs="Calibri" w:eastAsia="Calibri" w:hAnsi="Calibri"/>
-              </w:rPr>
-              <w:t xml:space="preserve">A Paz Church Sobral é responsável pelo pagamento do valor total, salvo se ajustado por escrito que cada igreja da cobertura pagará diretamente à APPCHURCH.</w:t>
-            </w:r>
-          </w:p>
-          <w:p>
-            <w:pPr>
-              <w:spacing w:after="80" w:line="270"/>
-              <w:jc w:val="both"/>
-            </w:pPr>
-            <w:r>
-              <w:rPr>
-                <w:rFonts w:ascii="Calibri" w:cs="Calibri" w:eastAsia="Calibri" w:hAnsi="Calibri"/>
-                <w:b/>
-                <w:bCs/>
-              </w:rPr>
-              <w:t xml:space="preserve">3.5. </w:t>
-            </w:r>
-            <w:r>
-              <w:rPr>
-                <w:rFonts w:ascii="Calibri" w:cs="Calibri" w:eastAsia="Calibri" w:hAnsi="Calibri"/>
-              </w:rPr>
-              <w:t xml:space="preserve">Novas igrejas da cobertura poderão ser incluídas por aditivo ou troca de e-mails, nas mesmas condições desta cláusula.</w:t>
+              <w:t xml:space="preserve">, mediante aviso prévio de 30 (trinta) dias.</w:t>
             </w:r>
           </w:p>
         </w:tc>
@@ -1713,7 +1613,7 @@
           <w:sz w:val="22"/>
           <w:szCs w:val="22"/>
         </w:rPr>
-        <w:t xml:space="preserve">CLÁUSULA 4ª – OBRIGAÇÕES DA APPCHURCH</w:t>
+        <w:t xml:space="preserve">CLÁUSULA 4ª – OBRIGAÇÕES DAS PARTES</w:t>
       </w:r>
     </w:p>
     <w:p>
@@ -1733,7 +1633,7 @@
         <w:rPr>
           <w:rFonts w:ascii="Calibri" w:cs="Calibri" w:eastAsia="Calibri" w:hAnsi="Calibri"/>
         </w:rPr>
-        <w:t xml:space="preserve">Manter a plataforma disponível 24 (vinte e quatro) horas por dia, ressalvadas manutenções programadas, falhas de terceiros (internet, hospedagem, energia) e casos fortuitos ou de força maior.</w:t>
+        <w:t xml:space="preserve">A APPCHURCH se compromete a manter a plataforma disponível (ressalvadas manutenções e falhas de terceiros), prestar suporte por WhatsApp/e-mail em horário comercial, fazer backups periódicos e manter sigilo sobre os dados da IGREJA.</w:t>
       </w:r>
     </w:p>
     <w:p>
@@ -1753,7 +1653,7 @@
         <w:rPr>
           <w:rFonts w:ascii="Calibri" w:cs="Calibri" w:eastAsia="Calibri" w:hAnsi="Calibri"/>
         </w:rPr>
-        <w:t xml:space="preserve">Prestar suporte técnico por WhatsApp e/ou e-mail, em dias úteis e horário comercial, e realizar backups periódicos dos dados.</w:t>
+        <w:t xml:space="preserve">A IGREJA se compromete a pagar em dia, manter sob sigilo as senhas de acesso, inserir apenas dados obtidos de forma lícita e informar o número de células quando este for critério de preço.</w:t>
       </w:r>
     </w:p>
     <w:p>
@@ -1773,7 +1673,7 @@
         <w:rPr>
           <w:rFonts w:ascii="Calibri" w:cs="Calibri" w:eastAsia="Calibri" w:hAnsi="Calibri"/>
         </w:rPr>
-        <w:t xml:space="preserve">Manter sigilo sobre os dados da IGREJA e comunicar com 30 (trinta) dias de antecedência qualquer alteração de valores não prevista neste contrato.</w:t>
+        <w:t xml:space="preserve">Para fins da LGPD (Lei nº 13.709/2018), a IGREJA é controladora e a APPCHURCH operadora dos dados pessoais, que serão usados apenas para a execução deste contrato e, ao seu término, exportados à IGREJA mediante solicitação em até 30 dias.</w:t>
       </w:r>
     </w:p>
     <w:p>
@@ -1793,7 +1693,7 @@
           <w:sz w:val="22"/>
           <w:szCs w:val="22"/>
         </w:rPr>
-        <w:t xml:space="preserve">CLÁUSULA 5ª – OBRIGAÇÕES DA IGREJA</w:t>
+        <w:t xml:space="preserve">CLÁUSULA 5ª – VIGÊNCIA E RESCISÃO</w:t>
       </w:r>
     </w:p>
     <w:p>
@@ -1813,47 +1713,7 @@
         <w:rPr>
           <w:rFonts w:ascii="Calibri" w:cs="Calibri" w:eastAsia="Calibri" w:hAnsi="Calibri"/>
         </w:rPr>
-        <w:t xml:space="preserve">Efetuar pontualmente os pagamentos e manter seus dados cadastrais atualizados, inclusive o número de células, quando for critério de preço.</w:t>
-      </w:r>
-    </w:p>
-    <w:p>
-      <w:pPr>
-        <w:spacing w:after="80" w:line="276"/>
-        <w:jc w:val="both"/>
-      </w:pPr>
-      <w:r>
-        <w:rPr>
-          <w:rFonts w:ascii="Calibri" w:cs="Calibri" w:eastAsia="Calibri" w:hAnsi="Calibri"/>
-          <w:b/>
-          <w:bCs/>
-        </w:rPr>
-        <w:t xml:space="preserve">5.2. </w:t>
-      </w:r>
-      <w:r>
-        <w:rPr>
-          <w:rFonts w:ascii="Calibri" w:cs="Calibri" w:eastAsia="Calibri" w:hAnsi="Calibri"/>
-        </w:rPr>
-        <w:t xml:space="preserve">Manter sob sigilo logins e senhas, respondendo pelo uso da plataforma por seus usuários.</w:t>
-      </w:r>
-    </w:p>
-    <w:p>
-      <w:pPr>
-        <w:spacing w:after="80" w:line="276"/>
-        <w:jc w:val="both"/>
-      </w:pPr>
-      <w:r>
-        <w:rPr>
-          <w:rFonts w:ascii="Calibri" w:cs="Calibri" w:eastAsia="Calibri" w:hAnsi="Calibri"/>
-          <w:b/>
-          <w:bCs/>
-        </w:rPr>
-        <w:t xml:space="preserve">5.3. </w:t>
-      </w:r>
-      <w:r>
-        <w:rPr>
-          <w:rFonts w:ascii="Calibri" w:cs="Calibri" w:eastAsia="Calibri" w:hAnsi="Calibri"/>
-        </w:rPr>
-        <w:t xml:space="preserve">Não copiar, revender, sublicenciar, modificar ou realizar engenharia reversa do software.</w:t>
+        <w:t xml:space="preserve">Este contrato vigora por prazo indeterminado e pode ser rescindido por qualquer das partes, sem multa, com aviso prévio de 30 (trinta) dias, sendo devidas as mensalidades até o fim do aviso.</w:t>
       </w:r>
     </w:p>
     <w:p>
@@ -1873,7 +1733,7 @@
           <w:sz w:val="22"/>
           <w:szCs w:val="22"/>
         </w:rPr>
-        <w:t xml:space="preserve">CLÁUSULA 6ª – PROTEÇÃO DE DADOS (LGPD)</w:t>
+        <w:t xml:space="preserve">CLÁUSULA 6ª – FORO</w:t>
       </w:r>
     </w:p>
     <w:p>
@@ -1893,241 +1753,21 @@
         <w:rPr>
           <w:rFonts w:ascii="Calibri" w:cs="Calibri" w:eastAsia="Calibri" w:hAnsi="Calibri"/>
         </w:rPr>
-        <w:t xml:space="preserve">Nos termos da Lei nº 13.709/2018, a IGREJA é controladora e a APPCHURCH operadora dos dados pessoais de membros, visitantes e líderes, tratando-os apenas para a execução deste contrato e conforme as instruções da IGREJA, que se responsabiliza pela licitude da coleta.</w:t>
-      </w:r>
-    </w:p>
-    <w:p>
-      <w:pPr>
-        <w:spacing w:after="80" w:line="276"/>
-        <w:jc w:val="both"/>
-      </w:pPr>
+        <w:t xml:space="preserve">Fica eleito o foro da Comarca de </w:t>
+      </w:r>
       <w:r>
         <w:rPr>
           <w:rFonts w:ascii="Calibri" w:cs="Calibri" w:eastAsia="Calibri" w:hAnsi="Calibri"/>
           <w:b/>
           <w:bCs/>
         </w:rPr>
-        <w:t xml:space="preserve">6.2. </w:t>
-      </w:r>
-      <w:r>
-        <w:rPr>
-          <w:rFonts w:ascii="Calibri" w:cs="Calibri" w:eastAsia="Calibri" w:hAnsi="Calibri"/>
-        </w:rPr>
-        <w:t xml:space="preserve">A APPCHURCH adotará medidas de segurança adequadas e comunicará à IGREJA qualquer incidente de segurança relevante.</w:t>
-      </w:r>
-    </w:p>
-    <w:p>
-      <w:pPr>
-        <w:spacing w:after="80" w:line="276"/>
-        <w:jc w:val="both"/>
-      </w:pPr>
-      <w:r>
-        <w:rPr>
-          <w:rFonts w:ascii="Calibri" w:cs="Calibri" w:eastAsia="Calibri" w:hAnsi="Calibri"/>
-          <w:b/>
-          <w:bCs/>
-        </w:rPr>
-        <w:t xml:space="preserve">6.3. </w:t>
-      </w:r>
-      <w:r>
-        <w:rPr>
-          <w:rFonts w:ascii="Calibri" w:cs="Calibri" w:eastAsia="Calibri" w:hAnsi="Calibri"/>
-        </w:rPr>
-        <w:t xml:space="preserve">Encerrado o contrato, a IGREJA poderá solicitar a exportação de seus dados em até 30 (trinta) dias; após esse prazo, os dados poderão ser excluídos definitivamente.</w:t>
-      </w:r>
-    </w:p>
-    <w:p>
-      <w:pPr>
-        <w:keepNext/>
-        <w:pBdr>
-          <w:bottom w:val="single" w:color="B8C4D2" w:sz="4" w:space="2"/>
-        </w:pBdr>
-        <w:spacing w:after="80" w:before="180"/>
-      </w:pPr>
-      <w:r>
-        <w:rPr>
-          <w:rFonts w:ascii="Calibri" w:cs="Calibri" w:eastAsia="Calibri" w:hAnsi="Calibri"/>
-          <w:b/>
-          <w:bCs/>
-          <w:color w:val="041E3A"/>
-          <w:sz w:val="22"/>
-          <w:szCs w:val="22"/>
-        </w:rPr>
-        <w:t xml:space="preserve">CLÁUSULA 7ª – VIGÊNCIA E RESCISÃO</w:t>
-      </w:r>
-    </w:p>
-    <w:p>
-      <w:pPr>
-        <w:spacing w:after="80" w:line="276"/>
-        <w:jc w:val="both"/>
-      </w:pPr>
-      <w:r>
-        <w:rPr>
-          <w:rFonts w:ascii="Calibri" w:cs="Calibri" w:eastAsia="Calibri" w:hAnsi="Calibri"/>
-          <w:b/>
-          <w:bCs/>
-        </w:rPr>
-        <w:t xml:space="preserve">7.1. </w:t>
-      </w:r>
-      <w:r>
-        <w:rPr>
-          <w:rFonts w:ascii="Calibri" w:cs="Calibri" w:eastAsia="Calibri" w:hAnsi="Calibri"/>
-        </w:rPr>
-        <w:t xml:space="preserve">Este contrato vigora por prazo indeterminado a partir do início da vigência.</w:t>
-      </w:r>
-    </w:p>
-    <w:p>
-      <w:pPr>
-        <w:spacing w:after="80" w:line="276"/>
-        <w:jc w:val="both"/>
-      </w:pPr>
-      <w:r>
-        <w:rPr>
-          <w:rFonts w:ascii="Calibri" w:cs="Calibri" w:eastAsia="Calibri" w:hAnsi="Calibri"/>
-          <w:b/>
-          <w:bCs/>
-        </w:rPr>
-        <w:t xml:space="preserve">7.2. </w:t>
-      </w:r>
-      <w:r>
-        <w:rPr>
-          <w:rFonts w:ascii="Calibri" w:cs="Calibri" w:eastAsia="Calibri" w:hAnsi="Calibri"/>
-        </w:rPr>
-        <w:t xml:space="preserve">Qualquer das partes poderá rescindi-lo, sem multa, com aviso prévio por escrito de 30 (trinta) dias, sendo devidas as mensalidades até o fim do aviso.</w:t>
-      </w:r>
-    </w:p>
-    <w:p>
-      <w:pPr>
-        <w:spacing w:after="80" w:line="276"/>
-        <w:jc w:val="both"/>
-      </w:pPr>
-      <w:r>
-        <w:rPr>
-          <w:rFonts w:ascii="Calibri" w:cs="Calibri" w:eastAsia="Calibri" w:hAnsi="Calibri"/>
-          <w:b/>
-          <w:bCs/>
-        </w:rPr>
-        <w:t xml:space="preserve">7.3. </w:t>
-      </w:r>
-      <w:r>
-        <w:rPr>
-          <w:rFonts w:ascii="Calibri" w:cs="Calibri" w:eastAsia="Calibri" w:hAnsi="Calibri"/>
-        </w:rPr>
-        <w:t xml:space="preserve">O contrato poderá ser rescindido de imediato em caso de descumprimento de cláusula não sanado em 10 (dez) dias após notificação, ou de inadimplência superior a 60 (sessenta) dias.</w:t>
-      </w:r>
-    </w:p>
-    <w:p>
-      <w:pPr>
-        <w:keepNext/>
-        <w:pBdr>
-          <w:bottom w:val="single" w:color="B8C4D2" w:sz="4" w:space="2"/>
-        </w:pBdr>
-        <w:spacing w:after="80" w:before="180"/>
-      </w:pPr>
-      <w:r>
-        <w:rPr>
-          <w:rFonts w:ascii="Calibri" w:cs="Calibri" w:eastAsia="Calibri" w:hAnsi="Calibri"/>
-          <w:b/>
-          <w:bCs/>
-          <w:color w:val="041E3A"/>
-          <w:sz w:val="22"/>
-          <w:szCs w:val="22"/>
-        </w:rPr>
-        <w:t xml:space="preserve">CLÁUSULA 8ª – DISPOSIÇÕES GERAIS E FORO</w:t>
-      </w:r>
-    </w:p>
-    <w:p>
-      <w:pPr>
-        <w:spacing w:after="80" w:line="276"/>
-        <w:jc w:val="both"/>
-      </w:pPr>
-      <w:r>
-        <w:rPr>
-          <w:rFonts w:ascii="Calibri" w:cs="Calibri" w:eastAsia="Calibri" w:hAnsi="Calibri"/>
-          <w:b/>
-          <w:bCs/>
-        </w:rPr>
-        <w:t xml:space="preserve">8.1. </w:t>
-      </w:r>
-      <w:r>
-        <w:rPr>
-          <w:rFonts w:ascii="Calibri" w:cs="Calibri" w:eastAsia="Calibri" w:hAnsi="Calibri"/>
-        </w:rPr>
-        <w:t xml:space="preserve">A responsabilidade da APPCHURCH por eventuais danos fica limitada ao valor pago pela IGREJA nos 12 (doze) meses anteriores ao fato.</w:t>
-      </w:r>
-    </w:p>
-    <w:p>
-      <w:pPr>
-        <w:spacing w:after="80" w:line="276"/>
-        <w:jc w:val="both"/>
-      </w:pPr>
-      <w:r>
-        <w:rPr>
-          <w:rFonts w:ascii="Calibri" w:cs="Calibri" w:eastAsia="Calibri" w:hAnsi="Calibri"/>
-          <w:b/>
-          <w:bCs/>
-        </w:rPr>
-        <w:t xml:space="preserve">8.2. </w:t>
-      </w:r>
-      <w:r>
-        <w:rPr>
-          <w:rFonts w:ascii="Calibri" w:cs="Calibri" w:eastAsia="Calibri" w:hAnsi="Calibri"/>
-        </w:rPr>
-        <w:t xml:space="preserve">A tolerância quanto ao descumprimento de qualquer obrigação não implica renúncia de direitos. As comunicações por e-mail ou WhatsApp, nos contatos deste contrato, são válidas.</w:t>
-      </w:r>
-    </w:p>
-    <w:p>
-      <w:pPr>
-        <w:spacing w:after="80" w:line="276"/>
-        <w:jc w:val="both"/>
-      </w:pPr>
-      <w:r>
-        <w:rPr>
-          <w:rFonts w:ascii="Calibri" w:cs="Calibri" w:eastAsia="Calibri" w:hAnsi="Calibri"/>
-          <w:b/>
-          <w:bCs/>
-        </w:rPr>
-        <w:t xml:space="preserve">8.3. </w:t>
-      </w:r>
-      <w:r>
-        <w:rPr>
-          <w:rFonts w:ascii="Calibri" w:cs="Calibri" w:eastAsia="Calibri" w:hAnsi="Calibri"/>
-        </w:rPr>
-        <w:t xml:space="preserve">As partes reconhecem a validade da assinatura eletrônica deste contrato (Lei nº 14.063/2020).</w:t>
-      </w:r>
-    </w:p>
-    <w:p>
-      <w:pPr>
-        <w:spacing w:after="80" w:line="276"/>
-        <w:jc w:val="both"/>
-      </w:pPr>
-      <w:r>
-        <w:rPr>
-          <w:rFonts w:ascii="Calibri" w:cs="Calibri" w:eastAsia="Calibri" w:hAnsi="Calibri"/>
-          <w:b/>
-          <w:bCs/>
-        </w:rPr>
-        <w:t xml:space="preserve">8.4. </w:t>
-      </w:r>
-      <w:r>
-        <w:rPr>
-          <w:rFonts w:ascii="Calibri" w:cs="Calibri" w:eastAsia="Calibri" w:hAnsi="Calibri"/>
-        </w:rPr>
-        <w:t xml:space="preserve">Fica eleito o foro da Comarca de </w:t>
-      </w:r>
-      <w:r>
-        <w:rPr>
-          <w:rFonts w:ascii="Calibri" w:cs="Calibri" w:eastAsia="Calibri" w:hAnsi="Calibri"/>
-          <w:b/>
-          <w:bCs/>
-        </w:rPr>
         <w:t xml:space="preserve">Sobral/CE</w:t>
       </w:r>
       <w:r>
         <w:rPr>
           <w:rFonts w:ascii="Calibri" w:cs="Calibri" w:eastAsia="Calibri" w:hAnsi="Calibri"/>
         </w:rPr>
-        <w:t xml:space="preserve"> para dirimir quaisquer questões oriundas deste contrato.</w:t>
+        <w:t xml:space="preserve">. As partes aceitam a assinatura deste contrato por meio eletrônico.</w:t>
       </w:r>
     </w:p>
     <w:p>
